--- a/TS-Padam/TS-3.4/TS 3.4 Malayalam Pada Paatam Corrections.docx
+++ b/TS-Padam/TS-3.4/TS 3.4 Malayalam Pada Paatam Corrections.docx
@@ -1,6 +1,6 @@
 
 <file path=word/document.xml><?xml version="1.0" encoding="utf-8"?>
-<w:document xmlns:wpc="http://schemas.microsoft.com/office/word/2010/wordprocessingCanvas" xmlns:cx="http://schemas.microsoft.com/office/drawing/2014/chartex" xmlns:cx1="http://schemas.microsoft.com/office/drawing/2015/9/8/chartex" xmlns:cx2="http://schemas.microsoft.com/office/drawing/2015/10/21/chartex" xmlns:cx3="http://schemas.microsoft.com/office/drawing/2016/5/9/chartex" xmlns:cx4="http://schemas.microsoft.com/office/drawing/2016/5/10/chartex" xmlns:cx5="http://schemas.microsoft.com/office/drawing/2016/5/11/chartex" xmlns:cx6="http://schemas.microsoft.com/office/drawing/2016/5/12/chartex" xmlns:cx7="http://schemas.microsoft.com/office/drawing/2016/5/13/chartex" xmlns:cx8="http://schemas.microsoft.com/office/drawing/2016/5/14/chartex" xmlns:mc="http://schemas.openxmlformats.org/markup-compatibility/2006" xmlns:aink="http://schemas.microsoft.com/office/drawing/2016/ink" xmlns:am3d="http://schemas.microsoft.com/office/drawing/2017/model3d" xmlns:o="urn:schemas-microsoft-com:office:office" xmlns:oel="http://schemas.microsoft.com/office/2019/extlst" xmlns:r="http://schemas.openxmlformats.org/officeDocument/2006/relationships" xmlns:m="http://schemas.openxmlformats.org/officeDocument/2006/math" xmlns:v="urn:schemas-microsoft-com:vml" xmlns:wp14="http://schemas.microsoft.com/office/word/2010/wordprocessingDrawing" xmlns:wp="http://schemas.openxmlformats.org/drawingml/2006/wordprocessingDrawing" xmlns:w10="urn:schemas-microsoft-com:office:word" xmlns:w="http://schemas.openxmlformats.org/wordprocessingml/2006/main" xmlns:w14="http://schemas.microsoft.com/office/word/2010/wordml" xmlns:w15="http://schemas.microsoft.com/office/word/2012/wordml" xmlns:w16cex="http://schemas.microsoft.com/office/word/2018/wordml/cex" xmlns:w16cid="http://schemas.microsoft.com/office/word/2016/wordml/cid" xmlns:w16="http://schemas.microsoft.com/office/word/2018/wordml" xmlns:w16du="http://schemas.microsoft.com/office/word/2023/wordml/word16du" xmlns:w16sdtdh="http://schemas.microsoft.com/office/word/2020/wordml/sdtdatahash" xmlns:w16se="http://schemas.microsoft.com/office/word/2015/wordml/symex" xmlns:wpg="http://schemas.microsoft.com/office/word/2010/wordprocessingGroup" xmlns:wpi="http://schemas.microsoft.com/office/word/2010/wordprocessingInk" xmlns:wne="http://schemas.microsoft.com/office/word/2006/wordml" xmlns:wps="http://schemas.microsoft.com/office/word/2010/wordprocessingShape" mc:Ignorable="w14 w15 w16se w16cid w16 w16cex w16sdtdh w16du wp14">
+<w:document xmlns:wpc="http://schemas.microsoft.com/office/word/2010/wordprocessingCanvas" xmlns:cx="http://schemas.microsoft.com/office/drawing/2014/chartex" xmlns:cx1="http://schemas.microsoft.com/office/drawing/2015/9/8/chartex" xmlns:cx2="http://schemas.microsoft.com/office/drawing/2015/10/21/chartex" xmlns:cx3="http://schemas.microsoft.com/office/drawing/2016/5/9/chartex" xmlns:cx4="http://schemas.microsoft.com/office/drawing/2016/5/10/chartex" xmlns:cx5="http://schemas.microsoft.com/office/drawing/2016/5/11/chartex" xmlns:cx6="http://schemas.microsoft.com/office/drawing/2016/5/12/chartex" xmlns:cx7="http://schemas.microsoft.com/office/drawing/2016/5/13/chartex" xmlns:cx8="http://schemas.microsoft.com/office/drawing/2016/5/14/chartex" xmlns:mc="http://schemas.openxmlformats.org/markup-compatibility/2006" xmlns:aink="http://schemas.microsoft.com/office/drawing/2016/ink" xmlns:am3d="http://schemas.microsoft.com/office/drawing/2017/model3d" xmlns:o="urn:schemas-microsoft-com:office:office" xmlns:oel="http://schemas.microsoft.com/office/2019/extlst" xmlns:r="http://schemas.openxmlformats.org/officeDocument/2006/relationships" xmlns:m="http://schemas.openxmlformats.org/officeDocument/2006/math" xmlns:v="urn:schemas-microsoft-com:vml" xmlns:wp14="http://schemas.microsoft.com/office/word/2010/wordprocessingDrawing" xmlns:wp="http://schemas.openxmlformats.org/drawingml/2006/wordprocessingDrawing" xmlns:w10="urn:schemas-microsoft-com:office:word" xmlns:w="http://schemas.openxmlformats.org/wordprocessingml/2006/main" xmlns:w14="http://schemas.microsoft.com/office/word/2010/wordml" xmlns:w15="http://schemas.microsoft.com/office/word/2012/wordml" xmlns:w16cei="http://schemas.microsoft.com/office/word/2026/wordml/cei" xmlns:w16cex="http://schemas.microsoft.com/office/word/2018/wordml/cex" xmlns:w16cid="http://schemas.microsoft.com/office/word/2016/wordml/cid" xmlns:w16="http://schemas.microsoft.com/office/word/2018/wordml" xmlns:w16du="http://schemas.microsoft.com/office/word/2023/wordml/word16du" xmlns:w16sdtdh="http://schemas.microsoft.com/office/word/2020/wordml/sdtdatahash" xmlns:w16sdtfl="http://schemas.microsoft.com/office/word/2024/wordml/sdtformatlock" xmlns:w16se="http://schemas.microsoft.com/office/word/2015/wordml/symex" xmlns:wpg="http://schemas.microsoft.com/office/word/2010/wordprocessingGroup" xmlns:wpi="http://schemas.microsoft.com/office/word/2010/wordprocessingInk" xmlns:wne="http://schemas.microsoft.com/office/word/2006/wordml" xmlns:wps="http://schemas.microsoft.com/office/word/2010/wordprocessingShape" mc:Ignorable="w14 w15 w16se w16cid w16 w16cex w16sdtdh w16sdtfl w16du wp14">
   <w:body>
     <w:p>
       <w:pPr>
@@ -125,7 +125,6 @@
         <w:tc>
           <w:tcPr>
             <w:tcW w:w="3256" w:type="dxa"/>
-            <w:shd w:val="clear" w:color="auto" w:fill="auto"/>
           </w:tcPr>
           <w:p>
             <w:pPr>
@@ -173,7 +172,6 @@
         <w:tc>
           <w:tcPr>
             <w:tcW w:w="4848" w:type="dxa"/>
-            <w:shd w:val="clear" w:color="auto" w:fill="auto"/>
           </w:tcPr>
           <w:p>
             <w:pPr>
@@ -200,7 +198,6 @@
         <w:tc>
           <w:tcPr>
             <w:tcW w:w="5528" w:type="dxa"/>
-            <w:shd w:val="clear" w:color="auto" w:fill="auto"/>
           </w:tcPr>
           <w:p>
             <w:pPr>
@@ -232,7 +229,6 @@
         <w:tc>
           <w:tcPr>
             <w:tcW w:w="3256" w:type="dxa"/>
-            <w:shd w:val="clear" w:color="auto" w:fill="auto"/>
           </w:tcPr>
           <w:p>
             <w:pPr>
@@ -352,7 +348,6 @@
         <w:tc>
           <w:tcPr>
             <w:tcW w:w="4848" w:type="dxa"/>
-            <w:shd w:val="clear" w:color="auto" w:fill="auto"/>
           </w:tcPr>
           <w:p>
             <w:pPr>
@@ -454,7 +449,6 @@
         <w:tc>
           <w:tcPr>
             <w:tcW w:w="5528" w:type="dxa"/>
-            <w:shd w:val="clear" w:color="auto" w:fill="auto"/>
           </w:tcPr>
           <w:p>
             <w:pPr>
@@ -572,7 +566,6 @@
         <w:tc>
           <w:tcPr>
             <w:tcW w:w="3256" w:type="dxa"/>
-            <w:shd w:val="clear" w:color="auto" w:fill="auto"/>
           </w:tcPr>
           <w:p>
             <w:pPr>
@@ -674,7 +667,6 @@
         <w:tc>
           <w:tcPr>
             <w:tcW w:w="4848" w:type="dxa"/>
-            <w:shd w:val="clear" w:color="auto" w:fill="auto"/>
           </w:tcPr>
           <w:p>
             <w:pPr>
@@ -795,7 +787,6 @@
         <w:tc>
           <w:tcPr>
             <w:tcW w:w="5528" w:type="dxa"/>
-            <w:shd w:val="clear" w:color="auto" w:fill="auto"/>
           </w:tcPr>
           <w:p>
             <w:pPr>
@@ -932,7 +923,6 @@
         <w:tc>
           <w:tcPr>
             <w:tcW w:w="3256" w:type="dxa"/>
-            <w:shd w:val="clear" w:color="auto" w:fill="auto"/>
           </w:tcPr>
           <w:p>
             <w:pPr>
@@ -1034,7 +1024,6 @@
         <w:tc>
           <w:tcPr>
             <w:tcW w:w="4848" w:type="dxa"/>
-            <w:shd w:val="clear" w:color="auto" w:fill="auto"/>
           </w:tcPr>
           <w:p>
             <w:pPr>
@@ -1208,7 +1197,6 @@
         <w:tc>
           <w:tcPr>
             <w:tcW w:w="5528" w:type="dxa"/>
-            <w:shd w:val="clear" w:color="auto" w:fill="auto"/>
           </w:tcPr>
           <w:p>
             <w:pPr>
@@ -1386,7 +1374,6 @@
         <w:tc>
           <w:tcPr>
             <w:tcW w:w="3256" w:type="dxa"/>
-            <w:shd w:val="clear" w:color="auto" w:fill="auto"/>
           </w:tcPr>
           <w:p>
             <w:pPr>
@@ -1506,7 +1493,6 @@
         <w:tc>
           <w:tcPr>
             <w:tcW w:w="4848" w:type="dxa"/>
-            <w:shd w:val="clear" w:color="auto" w:fill="auto"/>
           </w:tcPr>
           <w:p>
             <w:pPr>
@@ -1601,7 +1587,6 @@
         <w:tc>
           <w:tcPr>
             <w:tcW w:w="5528" w:type="dxa"/>
-            <w:shd w:val="clear" w:color="auto" w:fill="auto"/>
           </w:tcPr>
           <w:p>
             <w:pPr>
@@ -1681,6 +1666,1634 @@
                 <w:szCs w:val="40"/>
               </w:rPr>
               <w:t>„¤¤sô</w:t>
+            </w:r>
+          </w:p>
+        </w:tc>
+      </w:tr>
+      <w:tr>
+        <w:trPr>
+          <w:trHeight w:val="1477"/>
+        </w:trPr>
+        <w:tc>
+          <w:tcPr>
+            <w:tcW w:w="3256" w:type="dxa"/>
+          </w:tcPr>
+          <w:p>
+            <w:pPr>
+              <w:spacing w:before="0" w:line="240" w:lineRule="auto"/>
+              <w:rPr>
+                <w:b/>
+                <w:bCs/>
+                <w:sz w:val="28"/>
+                <w:szCs w:val="28"/>
+              </w:rPr>
+            </w:pPr>
+            <w:r>
+              <w:rPr>
+                <w:b/>
+                <w:bCs/>
+                <w:sz w:val="28"/>
+                <w:szCs w:val="28"/>
+              </w:rPr>
+              <w:t>TS 3.4.</w:t>
+            </w:r>
+            <w:r>
+              <w:rPr>
+                <w:b/>
+                <w:bCs/>
+                <w:sz w:val="28"/>
+                <w:szCs w:val="28"/>
+              </w:rPr>
+              <w:t>9.1</w:t>
+            </w:r>
+            <w:r>
+              <w:rPr>
+                <w:b/>
+                <w:bCs/>
+                <w:sz w:val="28"/>
+                <w:szCs w:val="28"/>
+              </w:rPr>
+              <w:t xml:space="preserve"> - Padam</w:t>
+            </w:r>
+          </w:p>
+          <w:p>
+            <w:pPr>
+              <w:spacing w:before="0" w:line="240" w:lineRule="auto"/>
+              <w:rPr>
+                <w:b/>
+                <w:bCs/>
+                <w:sz w:val="28"/>
+                <w:szCs w:val="28"/>
+              </w:rPr>
+            </w:pPr>
+            <w:r>
+              <w:rPr>
+                <w:b/>
+                <w:bCs/>
+                <w:sz w:val="28"/>
+                <w:szCs w:val="28"/>
+              </w:rPr>
+              <w:t xml:space="preserve">Padam No. – </w:t>
+            </w:r>
+            <w:r>
+              <w:rPr>
+                <w:b/>
+                <w:bCs/>
+                <w:sz w:val="28"/>
+                <w:szCs w:val="28"/>
+              </w:rPr>
+              <w:t>29</w:t>
+            </w:r>
+          </w:p>
+          <w:p>
+            <w:pPr>
+              <w:spacing w:before="0" w:line="240" w:lineRule="auto"/>
+              <w:rPr>
+                <w:b/>
+                <w:bCs/>
+                <w:sz w:val="28"/>
+                <w:szCs w:val="28"/>
+              </w:rPr>
+            </w:pPr>
+            <w:r>
+              <w:rPr>
+                <w:b/>
+                <w:bCs/>
+                <w:sz w:val="28"/>
+                <w:szCs w:val="28"/>
+              </w:rPr>
+              <w:t xml:space="preserve">Panchaati No. - </w:t>
+            </w:r>
+            <w:r>
+              <w:rPr>
+                <w:b/>
+                <w:bCs/>
+                <w:sz w:val="28"/>
+                <w:szCs w:val="28"/>
+              </w:rPr>
+              <w:t>29</w:t>
+            </w:r>
+          </w:p>
+        </w:tc>
+        <w:tc>
+          <w:tcPr>
+            <w:tcW w:w="4848" w:type="dxa"/>
+          </w:tcPr>
+          <w:p>
+            <w:pPr>
+              <w:widowControl w:val="0"/>
+              <w:autoSpaceDE w:val="0"/>
+              <w:autoSpaceDN w:val="0"/>
+              <w:adjustRightInd w:val="0"/>
+              <w:spacing w:before="0" w:line="240" w:lineRule="auto"/>
+              <w:rPr>
+                <w:rFonts w:ascii="BRH Malayalam Extra" w:hAnsi="BRH Malayalam Extra" w:cs="BRH Malayalam Extra"/>
+                <w:sz w:val="40"/>
+                <w:szCs w:val="40"/>
+              </w:rPr>
+            </w:pPr>
+            <w:r>
+              <w:rPr>
+                <w:rFonts w:ascii="BRH Malayalam Extra" w:hAnsi="BRH Malayalam Extra" w:cs="BRH Malayalam Extra"/>
+                <w:sz w:val="40"/>
+                <w:szCs w:val="40"/>
+              </w:rPr>
+              <w:t>A</w:t>
+            </w:r>
+            <w:r>
+              <w:rPr>
+                <w:rFonts w:ascii="BRH Malayalam Extra" w:hAnsi="BRH Malayalam Extra" w:cs="BRH Malayalam Extra"/>
+                <w:sz w:val="34"/>
+                <w:szCs w:val="40"/>
+              </w:rPr>
+              <w:t>–</w:t>
+            </w:r>
+            <w:r>
+              <w:rPr>
+                <w:rFonts w:ascii="BRH Malayalam Extra" w:hAnsi="BRH Malayalam Extra" w:cs="BRH Malayalam Extra"/>
+                <w:sz w:val="40"/>
+                <w:szCs w:val="40"/>
+              </w:rPr>
+              <w:t>¤¤sô</w:t>
+            </w:r>
+            <w:r>
+              <w:rPr>
+                <w:rFonts w:ascii="BRH Malayalam Extra" w:hAnsi="BRH Malayalam Extra" w:cs="BRH Malayalam Extra"/>
+                <w:sz w:val="34"/>
+                <w:szCs w:val="40"/>
+              </w:rPr>
+              <w:t>–</w:t>
+            </w:r>
+            <w:r>
+              <w:rPr>
+                <w:rFonts w:ascii="BRH Malayalam Extra" w:hAnsi="BRH Malayalam Extra" w:cs="BRH Malayalam Extra"/>
+                <w:sz w:val="40"/>
+                <w:szCs w:val="40"/>
+              </w:rPr>
+              <w:t xml:space="preserve"> | </w:t>
+            </w:r>
+          </w:p>
+          <w:p>
+            <w:pPr>
+              <w:widowControl w:val="0"/>
+              <w:autoSpaceDE w:val="0"/>
+              <w:autoSpaceDN w:val="0"/>
+              <w:adjustRightInd w:val="0"/>
+              <w:spacing w:before="0" w:line="240" w:lineRule="auto"/>
+              <w:rPr>
+                <w:rFonts w:ascii="BRH Malayalam Extra" w:hAnsi="BRH Malayalam Extra" w:cs="BRH Malayalam Extra"/>
+                <w:color w:val="000000"/>
+                <w:sz w:val="40"/>
+                <w:szCs w:val="40"/>
+              </w:rPr>
+            </w:pPr>
+            <w:r>
+              <w:rPr>
+                <w:rFonts w:ascii="BRH Malayalam Extra" w:hAnsi="BRH Malayalam Extra" w:cs="BRH Malayalam Extra"/>
+                <w:sz w:val="40"/>
+                <w:szCs w:val="40"/>
+              </w:rPr>
+              <w:t>Ad¡—iZy</w:t>
+            </w:r>
+            <w:r>
+              <w:rPr>
+                <w:rFonts w:ascii="BRH Malayalam Extra" w:hAnsi="BRH Malayalam Extra" w:cs="BRH Malayalam Extra"/>
+                <w:sz w:val="34"/>
+                <w:szCs w:val="40"/>
+              </w:rPr>
+              <w:t>–</w:t>
+            </w:r>
+            <w:r>
+              <w:rPr>
+                <w:rFonts w:ascii="BRH Malayalam Extra" w:hAnsi="BRH Malayalam Extra" w:cs="BRH Malayalam Extra"/>
+                <w:sz w:val="40"/>
+                <w:szCs w:val="40"/>
+              </w:rPr>
+              <w:t>ky</w:t>
+            </w:r>
+            <w:r>
+              <w:rPr>
+                <w:rFonts w:ascii="BRH Malayalam Extra" w:hAnsi="BRH Malayalam Extra" w:cs="BRH Malayalam Extra"/>
+                <w:sz w:val="40"/>
+                <w:szCs w:val="40"/>
+                <w:highlight w:val="yellow"/>
+              </w:rPr>
+              <w:t>Zõ—d¡</w:t>
+            </w:r>
+            <w:r>
+              <w:rPr>
+                <w:rFonts w:ascii="BRH Malayalam Extra" w:hAnsi="BRH Malayalam Extra" w:cs="BRH Malayalam Extra"/>
+                <w:sz w:val="40"/>
+                <w:szCs w:val="40"/>
+              </w:rPr>
+              <w:t xml:space="preserve"> - i</w:t>
+            </w:r>
+            <w:r>
+              <w:rPr>
+                <w:rFonts w:ascii="BRH Malayalam Extra" w:hAnsi="BRH Malayalam Extra" w:cs="BRH Malayalam Extra"/>
+                <w:sz w:val="34"/>
+                <w:szCs w:val="40"/>
+              </w:rPr>
+              <w:t>–</w:t>
+            </w:r>
+            <w:r>
+              <w:rPr>
+                <w:rFonts w:ascii="BRH Malayalam Extra" w:hAnsi="BRH Malayalam Extra" w:cs="BRH Malayalam Extra"/>
+                <w:sz w:val="40"/>
+                <w:szCs w:val="40"/>
+              </w:rPr>
+              <w:t>Zy</w:t>
+            </w:r>
+            <w:r>
+              <w:rPr>
+                <w:rFonts w:ascii="BRH Malayalam Extra" w:hAnsi="BRH Malayalam Extra" w:cs="BRH Malayalam Extra"/>
+                <w:sz w:val="34"/>
+                <w:szCs w:val="40"/>
+              </w:rPr>
+              <w:t>–</w:t>
+            </w:r>
+            <w:r>
+              <w:rPr>
+                <w:rFonts w:ascii="BRH Malayalam Extra" w:hAnsi="BRH Malayalam Extra" w:cs="BRH Malayalam Extra"/>
+                <w:sz w:val="40"/>
+                <w:szCs w:val="40"/>
+              </w:rPr>
+              <w:t>J |</w:t>
+            </w:r>
+          </w:p>
+        </w:tc>
+        <w:tc>
+          <w:tcPr>
+            <w:tcW w:w="5528" w:type="dxa"/>
+          </w:tcPr>
+          <w:p>
+            <w:pPr>
+              <w:widowControl w:val="0"/>
+              <w:autoSpaceDE w:val="0"/>
+              <w:autoSpaceDN w:val="0"/>
+              <w:adjustRightInd w:val="0"/>
+              <w:spacing w:before="0" w:line="240" w:lineRule="auto"/>
+              <w:rPr>
+                <w:rFonts w:ascii="BRH Malayalam Extra" w:hAnsi="BRH Malayalam Extra" w:cs="BRH Malayalam Extra"/>
+                <w:sz w:val="40"/>
+                <w:szCs w:val="40"/>
+              </w:rPr>
+            </w:pPr>
+            <w:r>
+              <w:rPr>
+                <w:rFonts w:ascii="BRH Malayalam Extra" w:hAnsi="BRH Malayalam Extra" w:cs="BRH Malayalam Extra"/>
+                <w:sz w:val="40"/>
+                <w:szCs w:val="40"/>
+              </w:rPr>
+              <w:t>A</w:t>
+            </w:r>
+            <w:r>
+              <w:rPr>
+                <w:rFonts w:ascii="BRH Malayalam Extra" w:hAnsi="BRH Malayalam Extra" w:cs="BRH Malayalam Extra"/>
+                <w:sz w:val="34"/>
+                <w:szCs w:val="40"/>
+              </w:rPr>
+              <w:t>–</w:t>
+            </w:r>
+            <w:r>
+              <w:rPr>
+                <w:rFonts w:ascii="BRH Malayalam Extra" w:hAnsi="BRH Malayalam Extra" w:cs="BRH Malayalam Extra"/>
+                <w:sz w:val="40"/>
+                <w:szCs w:val="40"/>
+              </w:rPr>
+              <w:t>¤¤sô</w:t>
+            </w:r>
+            <w:r>
+              <w:rPr>
+                <w:rFonts w:ascii="BRH Malayalam Extra" w:hAnsi="BRH Malayalam Extra" w:cs="BRH Malayalam Extra"/>
+                <w:sz w:val="34"/>
+                <w:szCs w:val="40"/>
+              </w:rPr>
+              <w:t>–</w:t>
+            </w:r>
+            <w:r>
+              <w:rPr>
+                <w:rFonts w:ascii="BRH Malayalam Extra" w:hAnsi="BRH Malayalam Extra" w:cs="BRH Malayalam Extra"/>
+                <w:sz w:val="40"/>
+                <w:szCs w:val="40"/>
+              </w:rPr>
+              <w:t xml:space="preserve"> | </w:t>
+            </w:r>
+          </w:p>
+          <w:p>
+            <w:pPr>
+              <w:widowControl w:val="0"/>
+              <w:autoSpaceDE w:val="0"/>
+              <w:autoSpaceDN w:val="0"/>
+              <w:adjustRightInd w:val="0"/>
+              <w:spacing w:before="0" w:line="240" w:lineRule="auto"/>
+              <w:rPr>
+                <w:rFonts w:ascii="BRH Malayalam Extra" w:hAnsi="BRH Malayalam Extra" w:cs="BRH Malayalam Extra"/>
+                <w:color w:val="000000"/>
+                <w:sz w:val="40"/>
+                <w:szCs w:val="40"/>
+              </w:rPr>
+            </w:pPr>
+            <w:r>
+              <w:rPr>
+                <w:rFonts w:ascii="BRH Malayalam Extra" w:hAnsi="BRH Malayalam Extra" w:cs="BRH Malayalam Extra"/>
+                <w:sz w:val="40"/>
+                <w:szCs w:val="40"/>
+              </w:rPr>
+              <w:t>Ad¡—iZy</w:t>
+            </w:r>
+            <w:r>
+              <w:rPr>
+                <w:rFonts w:ascii="BRH Malayalam Extra" w:hAnsi="BRH Malayalam Extra" w:cs="BRH Malayalam Extra"/>
+                <w:sz w:val="34"/>
+                <w:szCs w:val="40"/>
+              </w:rPr>
+              <w:t>–</w:t>
+            </w:r>
+            <w:r>
+              <w:rPr>
+                <w:rFonts w:ascii="BRH Malayalam Extra" w:hAnsi="BRH Malayalam Extra" w:cs="BRH Malayalam Extra"/>
+                <w:sz w:val="40"/>
+                <w:szCs w:val="40"/>
+              </w:rPr>
+              <w:t>kyZõ</w:t>
+            </w:r>
+            <w:r>
+              <w:rPr>
+                <w:rFonts w:ascii="BRH Malayalam Extra" w:hAnsi="BRH Malayalam Extra" w:cs="BRH Malayalam Extra"/>
+                <w:sz w:val="40"/>
+                <w:szCs w:val="40"/>
+                <w:highlight w:val="green"/>
+              </w:rPr>
+              <w:t>d¡</w:t>
+            </w:r>
+            <w:r>
+              <w:rPr>
+                <w:rFonts w:ascii="BRH Malayalam Extra" w:hAnsi="BRH Malayalam Extra" w:cs="BRH Malayalam Extra"/>
+                <w:sz w:val="40"/>
+                <w:szCs w:val="40"/>
+              </w:rPr>
+              <w:t>— - i</w:t>
+            </w:r>
+            <w:r>
+              <w:rPr>
+                <w:rFonts w:ascii="BRH Malayalam Extra" w:hAnsi="BRH Malayalam Extra" w:cs="BRH Malayalam Extra"/>
+                <w:sz w:val="34"/>
+                <w:szCs w:val="40"/>
+              </w:rPr>
+              <w:t>–</w:t>
+            </w:r>
+            <w:r>
+              <w:rPr>
+                <w:rFonts w:ascii="BRH Malayalam Extra" w:hAnsi="BRH Malayalam Extra" w:cs="BRH Malayalam Extra"/>
+                <w:sz w:val="40"/>
+                <w:szCs w:val="40"/>
+              </w:rPr>
+              <w:t>Zy</w:t>
+            </w:r>
+            <w:r>
+              <w:rPr>
+                <w:rFonts w:ascii="BRH Malayalam Extra" w:hAnsi="BRH Malayalam Extra" w:cs="BRH Malayalam Extra"/>
+                <w:sz w:val="34"/>
+                <w:szCs w:val="40"/>
+              </w:rPr>
+              <w:t>–</w:t>
+            </w:r>
+            <w:r>
+              <w:rPr>
+                <w:rFonts w:ascii="BRH Malayalam Extra" w:hAnsi="BRH Malayalam Extra" w:cs="BRH Malayalam Extra"/>
+                <w:sz w:val="40"/>
+                <w:szCs w:val="40"/>
+              </w:rPr>
+              <w:t>J |</w:t>
+            </w:r>
+          </w:p>
+        </w:tc>
+      </w:tr>
+      <w:tr>
+        <w:trPr>
+          <w:trHeight w:val="1477"/>
+        </w:trPr>
+        <w:tc>
+          <w:tcPr>
+            <w:tcW w:w="3256" w:type="dxa"/>
+          </w:tcPr>
+          <w:p>
+            <w:pPr>
+              <w:spacing w:before="0" w:line="240" w:lineRule="auto"/>
+              <w:rPr>
+                <w:b/>
+                <w:bCs/>
+                <w:sz w:val="28"/>
+                <w:szCs w:val="28"/>
+              </w:rPr>
+            </w:pPr>
+            <w:r>
+              <w:rPr>
+                <w:b/>
+                <w:bCs/>
+                <w:sz w:val="28"/>
+                <w:szCs w:val="28"/>
+              </w:rPr>
+              <w:lastRenderedPageBreak/>
+              <w:t>TS 3.4.</w:t>
+            </w:r>
+            <w:r>
+              <w:rPr>
+                <w:b/>
+                <w:bCs/>
+                <w:sz w:val="28"/>
+                <w:szCs w:val="28"/>
+              </w:rPr>
+              <w:t>9.</w:t>
+            </w:r>
+            <w:r>
+              <w:rPr>
+                <w:b/>
+                <w:bCs/>
+                <w:sz w:val="28"/>
+                <w:szCs w:val="28"/>
+              </w:rPr>
+              <w:t>2</w:t>
+            </w:r>
+            <w:r>
+              <w:rPr>
+                <w:b/>
+                <w:bCs/>
+                <w:sz w:val="28"/>
+                <w:szCs w:val="28"/>
+              </w:rPr>
+              <w:t xml:space="preserve"> - Padam</w:t>
+            </w:r>
+          </w:p>
+          <w:p>
+            <w:pPr>
+              <w:spacing w:before="0" w:line="240" w:lineRule="auto"/>
+              <w:rPr>
+                <w:b/>
+                <w:bCs/>
+                <w:sz w:val="28"/>
+                <w:szCs w:val="28"/>
+              </w:rPr>
+            </w:pPr>
+            <w:r>
+              <w:rPr>
+                <w:b/>
+                <w:bCs/>
+                <w:sz w:val="28"/>
+                <w:szCs w:val="28"/>
+              </w:rPr>
+              <w:t xml:space="preserve">Padam No. – </w:t>
+            </w:r>
+            <w:r>
+              <w:rPr>
+                <w:b/>
+                <w:bCs/>
+                <w:sz w:val="28"/>
+                <w:szCs w:val="28"/>
+              </w:rPr>
+              <w:t>21</w:t>
+            </w:r>
+          </w:p>
+          <w:p>
+            <w:pPr>
+              <w:spacing w:before="0" w:line="240" w:lineRule="auto"/>
+              <w:rPr>
+                <w:b/>
+                <w:bCs/>
+                <w:sz w:val="28"/>
+                <w:szCs w:val="28"/>
+              </w:rPr>
+            </w:pPr>
+            <w:r>
+              <w:rPr>
+                <w:b/>
+                <w:bCs/>
+                <w:sz w:val="28"/>
+                <w:szCs w:val="28"/>
+              </w:rPr>
+              <w:t xml:space="preserve">Panchaati No. - </w:t>
+            </w:r>
+            <w:r>
+              <w:rPr>
+                <w:b/>
+                <w:bCs/>
+                <w:sz w:val="28"/>
+                <w:szCs w:val="28"/>
+              </w:rPr>
+              <w:t>30</w:t>
+            </w:r>
+          </w:p>
+        </w:tc>
+        <w:tc>
+          <w:tcPr>
+            <w:tcW w:w="4848" w:type="dxa"/>
+          </w:tcPr>
+          <w:p>
+            <w:pPr>
+              <w:widowControl w:val="0"/>
+              <w:autoSpaceDE w:val="0"/>
+              <w:autoSpaceDN w:val="0"/>
+              <w:adjustRightInd w:val="0"/>
+              <w:spacing w:before="0" w:line="240" w:lineRule="auto"/>
+              <w:rPr>
+                <w:rFonts w:ascii="BRH Malayalam Extra" w:hAnsi="BRH Malayalam Extra" w:cs="BRH Malayalam Extra"/>
+                <w:sz w:val="40"/>
+                <w:szCs w:val="40"/>
+              </w:rPr>
+            </w:pPr>
+            <w:r>
+              <w:rPr>
+                <w:rFonts w:ascii="BRH Malayalam Extra" w:hAnsi="BRH Malayalam Extra" w:cs="BRH Malayalam Extra"/>
+                <w:sz w:val="40"/>
+                <w:szCs w:val="40"/>
+              </w:rPr>
+              <w:t>A</w:t>
+            </w:r>
+            <w:r>
+              <w:rPr>
+                <w:rFonts w:ascii="BRH Malayalam Extra" w:hAnsi="BRH Malayalam Extra" w:cs="BRH Malayalam Extra"/>
+                <w:sz w:val="34"/>
+                <w:szCs w:val="40"/>
+              </w:rPr>
+              <w:t>–</w:t>
+            </w:r>
+            <w:r>
+              <w:rPr>
+                <w:rFonts w:ascii="BRH Malayalam Extra" w:hAnsi="BRH Malayalam Extra" w:cs="BRH Malayalam Extra"/>
+                <w:sz w:val="40"/>
+                <w:szCs w:val="40"/>
+              </w:rPr>
+              <w:t>¤¤sô</w:t>
+            </w:r>
+            <w:r>
+              <w:rPr>
+                <w:rFonts w:ascii="BRH Malayalam Extra" w:hAnsi="BRH Malayalam Extra" w:cs="BRH Malayalam Extra"/>
+                <w:sz w:val="34"/>
+                <w:szCs w:val="40"/>
+              </w:rPr>
+              <w:t>–</w:t>
+            </w:r>
+            <w:r>
+              <w:rPr>
+                <w:rFonts w:ascii="BRH Malayalam Extra" w:hAnsi="BRH Malayalam Extra" w:cs="BRH Malayalam Extra"/>
+                <w:sz w:val="40"/>
+                <w:szCs w:val="40"/>
+              </w:rPr>
+              <w:t xml:space="preserve"> | </w:t>
+            </w:r>
+          </w:p>
+          <w:p>
+            <w:pPr>
+              <w:widowControl w:val="0"/>
+              <w:autoSpaceDE w:val="0"/>
+              <w:autoSpaceDN w:val="0"/>
+              <w:adjustRightInd w:val="0"/>
+              <w:spacing w:before="0" w:line="240" w:lineRule="auto"/>
+              <w:rPr>
+                <w:rFonts w:ascii="BRH Malayalam Extra" w:hAnsi="BRH Malayalam Extra" w:cs="BRH Malayalam Extra"/>
+                <w:color w:val="000000"/>
+                <w:sz w:val="40"/>
+                <w:szCs w:val="40"/>
+              </w:rPr>
+            </w:pPr>
+            <w:r>
+              <w:rPr>
+                <w:rFonts w:ascii="BRH Malayalam Extra" w:hAnsi="BRH Malayalam Extra" w:cs="BRH Malayalam Extra"/>
+                <w:sz w:val="40"/>
+                <w:szCs w:val="40"/>
+              </w:rPr>
+              <w:t>Ad¡—iZy</w:t>
+            </w:r>
+            <w:r>
+              <w:rPr>
+                <w:rFonts w:ascii="BRH Malayalam Extra" w:hAnsi="BRH Malayalam Extra" w:cs="BRH Malayalam Extra"/>
+                <w:sz w:val="34"/>
+                <w:szCs w:val="40"/>
+              </w:rPr>
+              <w:t>–</w:t>
+            </w:r>
+            <w:r>
+              <w:rPr>
+                <w:rFonts w:ascii="BRH Malayalam Extra" w:hAnsi="BRH Malayalam Extra" w:cs="BRH Malayalam Extra"/>
+                <w:sz w:val="40"/>
+                <w:szCs w:val="40"/>
+              </w:rPr>
+              <w:t>ky</w:t>
+            </w:r>
+            <w:r>
+              <w:rPr>
+                <w:rFonts w:ascii="BRH Malayalam Extra" w:hAnsi="BRH Malayalam Extra" w:cs="BRH Malayalam Extra"/>
+                <w:sz w:val="40"/>
+                <w:szCs w:val="40"/>
+                <w:highlight w:val="yellow"/>
+              </w:rPr>
+              <w:t>Zõ—d¡</w:t>
+            </w:r>
+            <w:r>
+              <w:rPr>
+                <w:rFonts w:ascii="BRH Malayalam Extra" w:hAnsi="BRH Malayalam Extra" w:cs="BRH Malayalam Extra"/>
+                <w:sz w:val="40"/>
+                <w:szCs w:val="40"/>
+              </w:rPr>
+              <w:t xml:space="preserve"> - i</w:t>
+            </w:r>
+            <w:r>
+              <w:rPr>
+                <w:rFonts w:ascii="BRH Malayalam Extra" w:hAnsi="BRH Malayalam Extra" w:cs="BRH Malayalam Extra"/>
+                <w:sz w:val="34"/>
+                <w:szCs w:val="40"/>
+              </w:rPr>
+              <w:t>–</w:t>
+            </w:r>
+            <w:r>
+              <w:rPr>
+                <w:rFonts w:ascii="BRH Malayalam Extra" w:hAnsi="BRH Malayalam Extra" w:cs="BRH Malayalam Extra"/>
+                <w:sz w:val="40"/>
+                <w:szCs w:val="40"/>
+              </w:rPr>
+              <w:t>Zy</w:t>
+            </w:r>
+            <w:r>
+              <w:rPr>
+                <w:rFonts w:ascii="BRH Malayalam Extra" w:hAnsi="BRH Malayalam Extra" w:cs="BRH Malayalam Extra"/>
+                <w:sz w:val="34"/>
+                <w:szCs w:val="40"/>
+              </w:rPr>
+              <w:t>–</w:t>
+            </w:r>
+            <w:r>
+              <w:rPr>
+                <w:rFonts w:ascii="BRH Malayalam Extra" w:hAnsi="BRH Malayalam Extra" w:cs="BRH Malayalam Extra"/>
+                <w:sz w:val="40"/>
+                <w:szCs w:val="40"/>
+              </w:rPr>
+              <w:t>J |</w:t>
+            </w:r>
+          </w:p>
+        </w:tc>
+        <w:tc>
+          <w:tcPr>
+            <w:tcW w:w="5528" w:type="dxa"/>
+          </w:tcPr>
+          <w:p>
+            <w:pPr>
+              <w:widowControl w:val="0"/>
+              <w:autoSpaceDE w:val="0"/>
+              <w:autoSpaceDN w:val="0"/>
+              <w:adjustRightInd w:val="0"/>
+              <w:spacing w:before="0" w:line="240" w:lineRule="auto"/>
+              <w:rPr>
+                <w:rFonts w:ascii="BRH Malayalam Extra" w:hAnsi="BRH Malayalam Extra" w:cs="BRH Malayalam Extra"/>
+                <w:sz w:val="40"/>
+                <w:szCs w:val="40"/>
+              </w:rPr>
+            </w:pPr>
+            <w:r>
+              <w:rPr>
+                <w:rFonts w:ascii="BRH Malayalam Extra" w:hAnsi="BRH Malayalam Extra" w:cs="BRH Malayalam Extra"/>
+                <w:sz w:val="40"/>
+                <w:szCs w:val="40"/>
+              </w:rPr>
+              <w:t>A</w:t>
+            </w:r>
+            <w:r>
+              <w:rPr>
+                <w:rFonts w:ascii="BRH Malayalam Extra" w:hAnsi="BRH Malayalam Extra" w:cs="BRH Malayalam Extra"/>
+                <w:sz w:val="34"/>
+                <w:szCs w:val="40"/>
+              </w:rPr>
+              <w:t>–</w:t>
+            </w:r>
+            <w:r>
+              <w:rPr>
+                <w:rFonts w:ascii="BRH Malayalam Extra" w:hAnsi="BRH Malayalam Extra" w:cs="BRH Malayalam Extra"/>
+                <w:sz w:val="40"/>
+                <w:szCs w:val="40"/>
+              </w:rPr>
+              <w:t>¤¤sô</w:t>
+            </w:r>
+            <w:r>
+              <w:rPr>
+                <w:rFonts w:ascii="BRH Malayalam Extra" w:hAnsi="BRH Malayalam Extra" w:cs="BRH Malayalam Extra"/>
+                <w:sz w:val="34"/>
+                <w:szCs w:val="40"/>
+              </w:rPr>
+              <w:t>–</w:t>
+            </w:r>
+            <w:r>
+              <w:rPr>
+                <w:rFonts w:ascii="BRH Malayalam Extra" w:hAnsi="BRH Malayalam Extra" w:cs="BRH Malayalam Extra"/>
+                <w:sz w:val="40"/>
+                <w:szCs w:val="40"/>
+              </w:rPr>
+              <w:t xml:space="preserve"> | </w:t>
+            </w:r>
+          </w:p>
+          <w:p>
+            <w:pPr>
+              <w:widowControl w:val="0"/>
+              <w:autoSpaceDE w:val="0"/>
+              <w:autoSpaceDN w:val="0"/>
+              <w:adjustRightInd w:val="0"/>
+              <w:spacing w:before="0" w:line="240" w:lineRule="auto"/>
+              <w:rPr>
+                <w:rFonts w:ascii="BRH Malayalam Extra" w:hAnsi="BRH Malayalam Extra" w:cs="BRH Malayalam Extra"/>
+                <w:color w:val="000000"/>
+                <w:sz w:val="40"/>
+                <w:szCs w:val="40"/>
+              </w:rPr>
+            </w:pPr>
+            <w:r>
+              <w:rPr>
+                <w:rFonts w:ascii="BRH Malayalam Extra" w:hAnsi="BRH Malayalam Extra" w:cs="BRH Malayalam Extra"/>
+                <w:sz w:val="40"/>
+                <w:szCs w:val="40"/>
+              </w:rPr>
+              <w:t>Ad¡—iZy</w:t>
+            </w:r>
+            <w:r>
+              <w:rPr>
+                <w:rFonts w:ascii="BRH Malayalam Extra" w:hAnsi="BRH Malayalam Extra" w:cs="BRH Malayalam Extra"/>
+                <w:sz w:val="34"/>
+                <w:szCs w:val="40"/>
+              </w:rPr>
+              <w:t>–</w:t>
+            </w:r>
+            <w:r>
+              <w:rPr>
+                <w:rFonts w:ascii="BRH Malayalam Extra" w:hAnsi="BRH Malayalam Extra" w:cs="BRH Malayalam Extra"/>
+                <w:sz w:val="40"/>
+                <w:szCs w:val="40"/>
+              </w:rPr>
+              <w:t>kyZõ</w:t>
+            </w:r>
+            <w:r>
+              <w:rPr>
+                <w:rFonts w:ascii="BRH Malayalam Extra" w:hAnsi="BRH Malayalam Extra" w:cs="BRH Malayalam Extra"/>
+                <w:sz w:val="40"/>
+                <w:szCs w:val="40"/>
+                <w:highlight w:val="green"/>
+              </w:rPr>
+              <w:t>d¡</w:t>
+            </w:r>
+            <w:r>
+              <w:rPr>
+                <w:rFonts w:ascii="BRH Malayalam Extra" w:hAnsi="BRH Malayalam Extra" w:cs="BRH Malayalam Extra"/>
+                <w:sz w:val="40"/>
+                <w:szCs w:val="40"/>
+              </w:rPr>
+              <w:t>— - i</w:t>
+            </w:r>
+            <w:r>
+              <w:rPr>
+                <w:rFonts w:ascii="BRH Malayalam Extra" w:hAnsi="BRH Malayalam Extra" w:cs="BRH Malayalam Extra"/>
+                <w:sz w:val="34"/>
+                <w:szCs w:val="40"/>
+              </w:rPr>
+              <w:t>–</w:t>
+            </w:r>
+            <w:r>
+              <w:rPr>
+                <w:rFonts w:ascii="BRH Malayalam Extra" w:hAnsi="BRH Malayalam Extra" w:cs="BRH Malayalam Extra"/>
+                <w:sz w:val="40"/>
+                <w:szCs w:val="40"/>
+              </w:rPr>
+              <w:t>Zy</w:t>
+            </w:r>
+            <w:r>
+              <w:rPr>
+                <w:rFonts w:ascii="BRH Malayalam Extra" w:hAnsi="BRH Malayalam Extra" w:cs="BRH Malayalam Extra"/>
+                <w:sz w:val="34"/>
+                <w:szCs w:val="40"/>
+              </w:rPr>
+              <w:t>–</w:t>
+            </w:r>
+            <w:r>
+              <w:rPr>
+                <w:rFonts w:ascii="BRH Malayalam Extra" w:hAnsi="BRH Malayalam Extra" w:cs="BRH Malayalam Extra"/>
+                <w:sz w:val="40"/>
+                <w:szCs w:val="40"/>
+              </w:rPr>
+              <w:t>J |</w:t>
+            </w:r>
+          </w:p>
+        </w:tc>
+      </w:tr>
+      <w:tr>
+        <w:trPr>
+          <w:trHeight w:val="1477"/>
+        </w:trPr>
+        <w:tc>
+          <w:tcPr>
+            <w:tcW w:w="3256" w:type="dxa"/>
+          </w:tcPr>
+          <w:p>
+            <w:pPr>
+              <w:spacing w:before="0" w:line="240" w:lineRule="auto"/>
+              <w:rPr>
+                <w:b/>
+                <w:bCs/>
+                <w:sz w:val="28"/>
+                <w:szCs w:val="28"/>
+              </w:rPr>
+            </w:pPr>
+            <w:r>
+              <w:rPr>
+                <w:b/>
+                <w:bCs/>
+                <w:sz w:val="28"/>
+                <w:szCs w:val="28"/>
+              </w:rPr>
+              <w:t>TS 3.4.</w:t>
+            </w:r>
+            <w:r>
+              <w:rPr>
+                <w:b/>
+                <w:bCs/>
+                <w:sz w:val="28"/>
+                <w:szCs w:val="28"/>
+              </w:rPr>
+              <w:t>9.</w:t>
+            </w:r>
+            <w:r>
+              <w:rPr>
+                <w:b/>
+                <w:bCs/>
+                <w:sz w:val="28"/>
+                <w:szCs w:val="28"/>
+              </w:rPr>
+              <w:t>6</w:t>
+            </w:r>
+            <w:r>
+              <w:rPr>
+                <w:b/>
+                <w:bCs/>
+                <w:sz w:val="28"/>
+                <w:szCs w:val="28"/>
+              </w:rPr>
+              <w:t xml:space="preserve"> - Padam</w:t>
+            </w:r>
+          </w:p>
+          <w:p>
+            <w:pPr>
+              <w:spacing w:before="0" w:line="240" w:lineRule="auto"/>
+              <w:rPr>
+                <w:b/>
+                <w:bCs/>
+                <w:sz w:val="28"/>
+                <w:szCs w:val="28"/>
+              </w:rPr>
+            </w:pPr>
+            <w:r>
+              <w:rPr>
+                <w:b/>
+                <w:bCs/>
+                <w:sz w:val="28"/>
+                <w:szCs w:val="28"/>
+              </w:rPr>
+              <w:t xml:space="preserve">Padam No. – </w:t>
+            </w:r>
+            <w:r>
+              <w:rPr>
+                <w:b/>
+                <w:bCs/>
+                <w:sz w:val="28"/>
+                <w:szCs w:val="28"/>
+              </w:rPr>
+              <w:t>31</w:t>
+            </w:r>
+          </w:p>
+          <w:p>
+            <w:pPr>
+              <w:spacing w:before="0" w:line="240" w:lineRule="auto"/>
+              <w:rPr>
+                <w:b/>
+                <w:bCs/>
+                <w:sz w:val="28"/>
+                <w:szCs w:val="28"/>
+              </w:rPr>
+            </w:pPr>
+            <w:r>
+              <w:rPr>
+                <w:b/>
+                <w:bCs/>
+                <w:sz w:val="28"/>
+                <w:szCs w:val="28"/>
+              </w:rPr>
+              <w:t xml:space="preserve">Panchaati No. - </w:t>
+            </w:r>
+            <w:r>
+              <w:rPr>
+                <w:b/>
+                <w:bCs/>
+                <w:sz w:val="28"/>
+                <w:szCs w:val="28"/>
+              </w:rPr>
+              <w:t>34</w:t>
+            </w:r>
+          </w:p>
+        </w:tc>
+        <w:tc>
+          <w:tcPr>
+            <w:tcW w:w="4848" w:type="dxa"/>
+          </w:tcPr>
+          <w:p>
+            <w:pPr>
+              <w:widowControl w:val="0"/>
+              <w:autoSpaceDE w:val="0"/>
+              <w:autoSpaceDN w:val="0"/>
+              <w:adjustRightInd w:val="0"/>
+              <w:spacing w:before="0" w:line="240" w:lineRule="auto"/>
+              <w:rPr>
+                <w:rFonts w:ascii="BRH Malayalam Extra" w:hAnsi="BRH Malayalam Extra" w:cs="BRH Malayalam Extra"/>
+                <w:sz w:val="40"/>
+                <w:szCs w:val="40"/>
+              </w:rPr>
+            </w:pPr>
+            <w:r>
+              <w:rPr>
+                <w:rFonts w:ascii="BRH Malayalam Extra" w:hAnsi="BRH Malayalam Extra" w:cs="BRH Malayalam Extra"/>
+                <w:sz w:val="40"/>
+                <w:szCs w:val="40"/>
+              </w:rPr>
+              <w:t>A</w:t>
+            </w:r>
+            <w:r>
+              <w:rPr>
+                <w:rFonts w:ascii="BRH Malayalam Extra" w:hAnsi="BRH Malayalam Extra" w:cs="BRH Malayalam Extra"/>
+                <w:sz w:val="34"/>
+                <w:szCs w:val="40"/>
+              </w:rPr>
+              <w:t>–</w:t>
+            </w:r>
+            <w:r>
+              <w:rPr>
+                <w:rFonts w:ascii="BRH Malayalam Extra" w:hAnsi="BRH Malayalam Extra" w:cs="BRH Malayalam Extra"/>
+                <w:sz w:val="40"/>
+                <w:szCs w:val="40"/>
+              </w:rPr>
+              <w:t>¤¤sô</w:t>
+            </w:r>
+            <w:r>
+              <w:rPr>
+                <w:rFonts w:ascii="BRH Malayalam Extra" w:hAnsi="BRH Malayalam Extra" w:cs="BRH Malayalam Extra"/>
+                <w:sz w:val="34"/>
+                <w:szCs w:val="40"/>
+              </w:rPr>
+              <w:t>–</w:t>
+            </w:r>
+            <w:r>
+              <w:rPr>
+                <w:rFonts w:ascii="BRH Malayalam Extra" w:hAnsi="BRH Malayalam Extra" w:cs="BRH Malayalam Extra"/>
+                <w:sz w:val="40"/>
+                <w:szCs w:val="40"/>
+              </w:rPr>
+              <w:t xml:space="preserve"> | </w:t>
+            </w:r>
+          </w:p>
+          <w:p>
+            <w:pPr>
+              <w:widowControl w:val="0"/>
+              <w:autoSpaceDE w:val="0"/>
+              <w:autoSpaceDN w:val="0"/>
+              <w:adjustRightInd w:val="0"/>
+              <w:spacing w:before="0" w:line="240" w:lineRule="auto"/>
+              <w:rPr>
+                <w:rFonts w:ascii="BRH Malayalam Extra" w:hAnsi="BRH Malayalam Extra" w:cs="BRH Malayalam Extra"/>
+                <w:color w:val="000000"/>
+                <w:sz w:val="40"/>
+                <w:szCs w:val="40"/>
+              </w:rPr>
+            </w:pPr>
+            <w:r>
+              <w:rPr>
+                <w:rFonts w:ascii="BRH Malayalam Extra" w:hAnsi="BRH Malayalam Extra" w:cs="BRH Malayalam Extra"/>
+                <w:sz w:val="40"/>
+                <w:szCs w:val="40"/>
+              </w:rPr>
+              <w:t>Ad¡—iZy</w:t>
+            </w:r>
+            <w:r>
+              <w:rPr>
+                <w:rFonts w:ascii="BRH Malayalam Extra" w:hAnsi="BRH Malayalam Extra" w:cs="BRH Malayalam Extra"/>
+                <w:sz w:val="34"/>
+                <w:szCs w:val="40"/>
+              </w:rPr>
+              <w:t>–</w:t>
+            </w:r>
+            <w:r>
+              <w:rPr>
+                <w:rFonts w:ascii="BRH Malayalam Extra" w:hAnsi="BRH Malayalam Extra" w:cs="BRH Malayalam Extra"/>
+                <w:sz w:val="40"/>
+                <w:szCs w:val="40"/>
+              </w:rPr>
+              <w:t>ky</w:t>
+            </w:r>
+            <w:r>
+              <w:rPr>
+                <w:rFonts w:ascii="BRH Malayalam Extra" w:hAnsi="BRH Malayalam Extra" w:cs="BRH Malayalam Extra"/>
+                <w:sz w:val="40"/>
+                <w:szCs w:val="40"/>
+                <w:highlight w:val="yellow"/>
+              </w:rPr>
+              <w:t>Zõ—d¡</w:t>
+            </w:r>
+            <w:r>
+              <w:rPr>
+                <w:rFonts w:ascii="BRH Malayalam Extra" w:hAnsi="BRH Malayalam Extra" w:cs="BRH Malayalam Extra"/>
+                <w:sz w:val="40"/>
+                <w:szCs w:val="40"/>
+              </w:rPr>
+              <w:t xml:space="preserve"> - i</w:t>
+            </w:r>
+            <w:r>
+              <w:rPr>
+                <w:rFonts w:ascii="BRH Malayalam Extra" w:hAnsi="BRH Malayalam Extra" w:cs="BRH Malayalam Extra"/>
+                <w:sz w:val="34"/>
+                <w:szCs w:val="40"/>
+              </w:rPr>
+              <w:t>–</w:t>
+            </w:r>
+            <w:r>
+              <w:rPr>
+                <w:rFonts w:ascii="BRH Malayalam Extra" w:hAnsi="BRH Malayalam Extra" w:cs="BRH Malayalam Extra"/>
+                <w:sz w:val="40"/>
+                <w:szCs w:val="40"/>
+              </w:rPr>
+              <w:t>Zy</w:t>
+            </w:r>
+            <w:r>
+              <w:rPr>
+                <w:rFonts w:ascii="BRH Malayalam Extra" w:hAnsi="BRH Malayalam Extra" w:cs="BRH Malayalam Extra"/>
+                <w:sz w:val="34"/>
+                <w:szCs w:val="40"/>
+              </w:rPr>
+              <w:t>–</w:t>
+            </w:r>
+            <w:r>
+              <w:rPr>
+                <w:rFonts w:ascii="BRH Malayalam Extra" w:hAnsi="BRH Malayalam Extra" w:cs="BRH Malayalam Extra"/>
+                <w:sz w:val="40"/>
+                <w:szCs w:val="40"/>
+              </w:rPr>
+              <w:t>J |</w:t>
+            </w:r>
+          </w:p>
+        </w:tc>
+        <w:tc>
+          <w:tcPr>
+            <w:tcW w:w="5528" w:type="dxa"/>
+          </w:tcPr>
+          <w:p>
+            <w:pPr>
+              <w:widowControl w:val="0"/>
+              <w:autoSpaceDE w:val="0"/>
+              <w:autoSpaceDN w:val="0"/>
+              <w:adjustRightInd w:val="0"/>
+              <w:spacing w:before="0" w:line="240" w:lineRule="auto"/>
+              <w:rPr>
+                <w:rFonts w:ascii="BRH Malayalam Extra" w:hAnsi="BRH Malayalam Extra" w:cs="BRH Malayalam Extra"/>
+                <w:sz w:val="40"/>
+                <w:szCs w:val="40"/>
+              </w:rPr>
+            </w:pPr>
+            <w:r>
+              <w:rPr>
+                <w:rFonts w:ascii="BRH Malayalam Extra" w:hAnsi="BRH Malayalam Extra" w:cs="BRH Malayalam Extra"/>
+                <w:sz w:val="40"/>
+                <w:szCs w:val="40"/>
+              </w:rPr>
+              <w:t>A</w:t>
+            </w:r>
+            <w:r>
+              <w:rPr>
+                <w:rFonts w:ascii="BRH Malayalam Extra" w:hAnsi="BRH Malayalam Extra" w:cs="BRH Malayalam Extra"/>
+                <w:sz w:val="34"/>
+                <w:szCs w:val="40"/>
+              </w:rPr>
+              <w:t>–</w:t>
+            </w:r>
+            <w:r>
+              <w:rPr>
+                <w:rFonts w:ascii="BRH Malayalam Extra" w:hAnsi="BRH Malayalam Extra" w:cs="BRH Malayalam Extra"/>
+                <w:sz w:val="40"/>
+                <w:szCs w:val="40"/>
+              </w:rPr>
+              <w:t>¤¤sô</w:t>
+            </w:r>
+            <w:r>
+              <w:rPr>
+                <w:rFonts w:ascii="BRH Malayalam Extra" w:hAnsi="BRH Malayalam Extra" w:cs="BRH Malayalam Extra"/>
+                <w:sz w:val="34"/>
+                <w:szCs w:val="40"/>
+              </w:rPr>
+              <w:t>–</w:t>
+            </w:r>
+            <w:r>
+              <w:rPr>
+                <w:rFonts w:ascii="BRH Malayalam Extra" w:hAnsi="BRH Malayalam Extra" w:cs="BRH Malayalam Extra"/>
+                <w:sz w:val="40"/>
+                <w:szCs w:val="40"/>
+              </w:rPr>
+              <w:t xml:space="preserve"> | </w:t>
+            </w:r>
+          </w:p>
+          <w:p>
+            <w:pPr>
+              <w:widowControl w:val="0"/>
+              <w:autoSpaceDE w:val="0"/>
+              <w:autoSpaceDN w:val="0"/>
+              <w:adjustRightInd w:val="0"/>
+              <w:spacing w:before="0" w:line="240" w:lineRule="auto"/>
+              <w:rPr>
+                <w:rFonts w:ascii="BRH Malayalam Extra" w:hAnsi="BRH Malayalam Extra" w:cs="BRH Malayalam Extra"/>
+                <w:color w:val="000000"/>
+                <w:sz w:val="40"/>
+                <w:szCs w:val="40"/>
+              </w:rPr>
+            </w:pPr>
+            <w:r>
+              <w:rPr>
+                <w:rFonts w:ascii="BRH Malayalam Extra" w:hAnsi="BRH Malayalam Extra" w:cs="BRH Malayalam Extra"/>
+                <w:sz w:val="40"/>
+                <w:szCs w:val="40"/>
+              </w:rPr>
+              <w:t>Ad¡—iZy</w:t>
+            </w:r>
+            <w:r>
+              <w:rPr>
+                <w:rFonts w:ascii="BRH Malayalam Extra" w:hAnsi="BRH Malayalam Extra" w:cs="BRH Malayalam Extra"/>
+                <w:sz w:val="34"/>
+                <w:szCs w:val="40"/>
+              </w:rPr>
+              <w:t>–</w:t>
+            </w:r>
+            <w:r>
+              <w:rPr>
+                <w:rFonts w:ascii="BRH Malayalam Extra" w:hAnsi="BRH Malayalam Extra" w:cs="BRH Malayalam Extra"/>
+                <w:sz w:val="40"/>
+                <w:szCs w:val="40"/>
+              </w:rPr>
+              <w:t>kyZõ</w:t>
+            </w:r>
+            <w:r>
+              <w:rPr>
+                <w:rFonts w:ascii="BRH Malayalam Extra" w:hAnsi="BRH Malayalam Extra" w:cs="BRH Malayalam Extra"/>
+                <w:sz w:val="40"/>
+                <w:szCs w:val="40"/>
+                <w:highlight w:val="green"/>
+              </w:rPr>
+              <w:t>d¡</w:t>
+            </w:r>
+            <w:r>
+              <w:rPr>
+                <w:rFonts w:ascii="BRH Malayalam Extra" w:hAnsi="BRH Malayalam Extra" w:cs="BRH Malayalam Extra"/>
+                <w:sz w:val="40"/>
+                <w:szCs w:val="40"/>
+              </w:rPr>
+              <w:t>— - i</w:t>
+            </w:r>
+            <w:r>
+              <w:rPr>
+                <w:rFonts w:ascii="BRH Malayalam Extra" w:hAnsi="BRH Malayalam Extra" w:cs="BRH Malayalam Extra"/>
+                <w:sz w:val="34"/>
+                <w:szCs w:val="40"/>
+              </w:rPr>
+              <w:t>–</w:t>
+            </w:r>
+            <w:r>
+              <w:rPr>
+                <w:rFonts w:ascii="BRH Malayalam Extra" w:hAnsi="BRH Malayalam Extra" w:cs="BRH Malayalam Extra"/>
+                <w:sz w:val="40"/>
+                <w:szCs w:val="40"/>
+              </w:rPr>
+              <w:t>Zy</w:t>
+            </w:r>
+            <w:r>
+              <w:rPr>
+                <w:rFonts w:ascii="BRH Malayalam Extra" w:hAnsi="BRH Malayalam Extra" w:cs="BRH Malayalam Extra"/>
+                <w:sz w:val="34"/>
+                <w:szCs w:val="40"/>
+              </w:rPr>
+              <w:t>–</w:t>
+            </w:r>
+            <w:r>
+              <w:rPr>
+                <w:rFonts w:ascii="BRH Malayalam Extra" w:hAnsi="BRH Malayalam Extra" w:cs="BRH Malayalam Extra"/>
+                <w:sz w:val="40"/>
+                <w:szCs w:val="40"/>
+              </w:rPr>
+              <w:t>J |</w:t>
+            </w:r>
+          </w:p>
+        </w:tc>
+      </w:tr>
+      <w:tr>
+        <w:trPr>
+          <w:trHeight w:val="1477"/>
+        </w:trPr>
+        <w:tc>
+          <w:tcPr>
+            <w:tcW w:w="3256" w:type="dxa"/>
+          </w:tcPr>
+          <w:p>
+            <w:pPr>
+              <w:spacing w:before="0" w:line="240" w:lineRule="auto"/>
+              <w:rPr>
+                <w:b/>
+                <w:bCs/>
+                <w:sz w:val="28"/>
+                <w:szCs w:val="28"/>
+              </w:rPr>
+            </w:pPr>
+            <w:r>
+              <w:rPr>
+                <w:b/>
+                <w:bCs/>
+                <w:sz w:val="28"/>
+                <w:szCs w:val="28"/>
+              </w:rPr>
+              <w:t>TS 3.4.</w:t>
+            </w:r>
+            <w:r>
+              <w:rPr>
+                <w:b/>
+                <w:bCs/>
+                <w:sz w:val="28"/>
+                <w:szCs w:val="28"/>
+              </w:rPr>
+              <w:t>9.</w:t>
+            </w:r>
+            <w:r>
+              <w:rPr>
+                <w:b/>
+                <w:bCs/>
+                <w:sz w:val="28"/>
+                <w:szCs w:val="28"/>
+              </w:rPr>
+              <w:t>6</w:t>
+            </w:r>
+            <w:r>
+              <w:rPr>
+                <w:b/>
+                <w:bCs/>
+                <w:sz w:val="28"/>
+                <w:szCs w:val="28"/>
+              </w:rPr>
+              <w:t xml:space="preserve"> - Padam</w:t>
+            </w:r>
+          </w:p>
+          <w:p>
+            <w:pPr>
+              <w:spacing w:before="0" w:line="240" w:lineRule="auto"/>
+              <w:rPr>
+                <w:b/>
+                <w:bCs/>
+                <w:sz w:val="28"/>
+                <w:szCs w:val="28"/>
+              </w:rPr>
+            </w:pPr>
+            <w:r>
+              <w:rPr>
+                <w:b/>
+                <w:bCs/>
+                <w:sz w:val="28"/>
+                <w:szCs w:val="28"/>
+              </w:rPr>
+              <w:t xml:space="preserve">Padam No. – </w:t>
+            </w:r>
+            <w:r>
+              <w:rPr>
+                <w:b/>
+                <w:bCs/>
+                <w:sz w:val="28"/>
+                <w:szCs w:val="28"/>
+              </w:rPr>
+              <w:t>47</w:t>
+            </w:r>
+          </w:p>
+          <w:p>
+            <w:pPr>
+              <w:spacing w:before="0" w:line="240" w:lineRule="auto"/>
+              <w:rPr>
+                <w:b/>
+                <w:bCs/>
+                <w:sz w:val="28"/>
+                <w:szCs w:val="28"/>
+              </w:rPr>
+            </w:pPr>
+            <w:r>
+              <w:rPr>
+                <w:b/>
+                <w:bCs/>
+                <w:sz w:val="28"/>
+                <w:szCs w:val="28"/>
+              </w:rPr>
+              <w:t xml:space="preserve">Panchaati No. - </w:t>
+            </w:r>
+            <w:r>
+              <w:rPr>
+                <w:b/>
+                <w:bCs/>
+                <w:sz w:val="28"/>
+                <w:szCs w:val="28"/>
+              </w:rPr>
+              <w:t>34</w:t>
+            </w:r>
+          </w:p>
+        </w:tc>
+        <w:tc>
+          <w:tcPr>
+            <w:tcW w:w="4848" w:type="dxa"/>
+          </w:tcPr>
+          <w:p>
+            <w:pPr>
+              <w:widowControl w:val="0"/>
+              <w:autoSpaceDE w:val="0"/>
+              <w:autoSpaceDN w:val="0"/>
+              <w:adjustRightInd w:val="0"/>
+              <w:spacing w:before="0" w:line="240" w:lineRule="auto"/>
+              <w:rPr>
+                <w:rFonts w:ascii="BRH Malayalam Extra" w:hAnsi="BRH Malayalam Extra" w:cs="BRH Malayalam Extra"/>
+                <w:sz w:val="40"/>
+                <w:szCs w:val="40"/>
+              </w:rPr>
+            </w:pPr>
+            <w:r>
+              <w:rPr>
+                <w:rFonts w:ascii="BRH Malayalam Extra" w:hAnsi="BRH Malayalam Extra" w:cs="BRH Malayalam Extra"/>
+                <w:sz w:val="40"/>
+                <w:szCs w:val="40"/>
+              </w:rPr>
+              <w:t>A</w:t>
+            </w:r>
+            <w:r>
+              <w:rPr>
+                <w:rFonts w:ascii="BRH Malayalam Extra" w:hAnsi="BRH Malayalam Extra" w:cs="BRH Malayalam Extra"/>
+                <w:sz w:val="34"/>
+                <w:szCs w:val="40"/>
+              </w:rPr>
+              <w:t>–</w:t>
+            </w:r>
+            <w:r>
+              <w:rPr>
+                <w:rFonts w:ascii="BRH Malayalam Extra" w:hAnsi="BRH Malayalam Extra" w:cs="BRH Malayalam Extra"/>
+                <w:sz w:val="40"/>
+                <w:szCs w:val="40"/>
+              </w:rPr>
+              <w:t>¤¤sô</w:t>
+            </w:r>
+            <w:r>
+              <w:rPr>
+                <w:rFonts w:ascii="BRH Malayalam Extra" w:hAnsi="BRH Malayalam Extra" w:cs="BRH Malayalam Extra"/>
+                <w:sz w:val="34"/>
+                <w:szCs w:val="40"/>
+              </w:rPr>
+              <w:t>–</w:t>
+            </w:r>
+            <w:r>
+              <w:rPr>
+                <w:rFonts w:ascii="BRH Malayalam Extra" w:hAnsi="BRH Malayalam Extra" w:cs="BRH Malayalam Extra"/>
+                <w:sz w:val="40"/>
+                <w:szCs w:val="40"/>
+              </w:rPr>
+              <w:t xml:space="preserve"> | </w:t>
+            </w:r>
+          </w:p>
+          <w:p>
+            <w:pPr>
+              <w:widowControl w:val="0"/>
+              <w:autoSpaceDE w:val="0"/>
+              <w:autoSpaceDN w:val="0"/>
+              <w:adjustRightInd w:val="0"/>
+              <w:spacing w:before="0" w:line="240" w:lineRule="auto"/>
+              <w:rPr>
+                <w:rFonts w:ascii="BRH Malayalam Extra" w:hAnsi="BRH Malayalam Extra" w:cs="BRH Malayalam Extra"/>
+                <w:color w:val="000000"/>
+                <w:sz w:val="40"/>
+                <w:szCs w:val="40"/>
+              </w:rPr>
+            </w:pPr>
+            <w:r>
+              <w:rPr>
+                <w:rFonts w:ascii="BRH Malayalam Extra" w:hAnsi="BRH Malayalam Extra" w:cs="BRH Malayalam Extra"/>
+                <w:sz w:val="40"/>
+                <w:szCs w:val="40"/>
+              </w:rPr>
+              <w:t>Ad¡—iZy</w:t>
+            </w:r>
+            <w:r>
+              <w:rPr>
+                <w:rFonts w:ascii="BRH Malayalam Extra" w:hAnsi="BRH Malayalam Extra" w:cs="BRH Malayalam Extra"/>
+                <w:sz w:val="34"/>
+                <w:szCs w:val="40"/>
+              </w:rPr>
+              <w:t>–</w:t>
+            </w:r>
+            <w:r>
+              <w:rPr>
+                <w:rFonts w:ascii="BRH Malayalam Extra" w:hAnsi="BRH Malayalam Extra" w:cs="BRH Malayalam Extra"/>
+                <w:sz w:val="40"/>
+                <w:szCs w:val="40"/>
+              </w:rPr>
+              <w:t>ky</w:t>
+            </w:r>
+            <w:r>
+              <w:rPr>
+                <w:rFonts w:ascii="BRH Malayalam Extra" w:hAnsi="BRH Malayalam Extra" w:cs="BRH Malayalam Extra"/>
+                <w:sz w:val="40"/>
+                <w:szCs w:val="40"/>
+                <w:highlight w:val="yellow"/>
+              </w:rPr>
+              <w:t>Zõ—d¡</w:t>
+            </w:r>
+            <w:r>
+              <w:rPr>
+                <w:rFonts w:ascii="BRH Malayalam Extra" w:hAnsi="BRH Malayalam Extra" w:cs="BRH Malayalam Extra"/>
+                <w:sz w:val="40"/>
+                <w:szCs w:val="40"/>
+              </w:rPr>
+              <w:t xml:space="preserve"> - i</w:t>
+            </w:r>
+            <w:r>
+              <w:rPr>
+                <w:rFonts w:ascii="BRH Malayalam Extra" w:hAnsi="BRH Malayalam Extra" w:cs="BRH Malayalam Extra"/>
+                <w:sz w:val="34"/>
+                <w:szCs w:val="40"/>
+              </w:rPr>
+              <w:t>–</w:t>
+            </w:r>
+            <w:r>
+              <w:rPr>
+                <w:rFonts w:ascii="BRH Malayalam Extra" w:hAnsi="BRH Malayalam Extra" w:cs="BRH Malayalam Extra"/>
+                <w:sz w:val="40"/>
+                <w:szCs w:val="40"/>
+              </w:rPr>
+              <w:t>Zy</w:t>
+            </w:r>
+            <w:r>
+              <w:rPr>
+                <w:rFonts w:ascii="BRH Malayalam Extra" w:hAnsi="BRH Malayalam Extra" w:cs="BRH Malayalam Extra"/>
+                <w:sz w:val="34"/>
+                <w:szCs w:val="40"/>
+              </w:rPr>
+              <w:t>–</w:t>
+            </w:r>
+            <w:r>
+              <w:rPr>
+                <w:rFonts w:ascii="BRH Malayalam Extra" w:hAnsi="BRH Malayalam Extra" w:cs="BRH Malayalam Extra"/>
+                <w:sz w:val="40"/>
+                <w:szCs w:val="40"/>
+              </w:rPr>
+              <w:t>J |</w:t>
+            </w:r>
+          </w:p>
+        </w:tc>
+        <w:tc>
+          <w:tcPr>
+            <w:tcW w:w="5528" w:type="dxa"/>
+          </w:tcPr>
+          <w:p>
+            <w:pPr>
+              <w:widowControl w:val="0"/>
+              <w:autoSpaceDE w:val="0"/>
+              <w:autoSpaceDN w:val="0"/>
+              <w:adjustRightInd w:val="0"/>
+              <w:spacing w:before="0" w:line="240" w:lineRule="auto"/>
+              <w:rPr>
+                <w:rFonts w:ascii="BRH Malayalam Extra" w:hAnsi="BRH Malayalam Extra" w:cs="BRH Malayalam Extra"/>
+                <w:sz w:val="40"/>
+                <w:szCs w:val="40"/>
+              </w:rPr>
+            </w:pPr>
+            <w:r>
+              <w:rPr>
+                <w:rFonts w:ascii="BRH Malayalam Extra" w:hAnsi="BRH Malayalam Extra" w:cs="BRH Malayalam Extra"/>
+                <w:sz w:val="40"/>
+                <w:szCs w:val="40"/>
+              </w:rPr>
+              <w:t>A</w:t>
+            </w:r>
+            <w:r>
+              <w:rPr>
+                <w:rFonts w:ascii="BRH Malayalam Extra" w:hAnsi="BRH Malayalam Extra" w:cs="BRH Malayalam Extra"/>
+                <w:sz w:val="34"/>
+                <w:szCs w:val="40"/>
+              </w:rPr>
+              <w:t>–</w:t>
+            </w:r>
+            <w:r>
+              <w:rPr>
+                <w:rFonts w:ascii="BRH Malayalam Extra" w:hAnsi="BRH Malayalam Extra" w:cs="BRH Malayalam Extra"/>
+                <w:sz w:val="40"/>
+                <w:szCs w:val="40"/>
+              </w:rPr>
+              <w:t>¤¤sô</w:t>
+            </w:r>
+            <w:r>
+              <w:rPr>
+                <w:rFonts w:ascii="BRH Malayalam Extra" w:hAnsi="BRH Malayalam Extra" w:cs="BRH Malayalam Extra"/>
+                <w:sz w:val="34"/>
+                <w:szCs w:val="40"/>
+              </w:rPr>
+              <w:t>–</w:t>
+            </w:r>
+            <w:r>
+              <w:rPr>
+                <w:rFonts w:ascii="BRH Malayalam Extra" w:hAnsi="BRH Malayalam Extra" w:cs="BRH Malayalam Extra"/>
+                <w:sz w:val="40"/>
+                <w:szCs w:val="40"/>
+              </w:rPr>
+              <w:t xml:space="preserve"> | </w:t>
+            </w:r>
+          </w:p>
+          <w:p>
+            <w:pPr>
+              <w:widowControl w:val="0"/>
+              <w:autoSpaceDE w:val="0"/>
+              <w:autoSpaceDN w:val="0"/>
+              <w:adjustRightInd w:val="0"/>
+              <w:spacing w:before="0" w:line="240" w:lineRule="auto"/>
+              <w:rPr>
+                <w:rFonts w:ascii="BRH Malayalam Extra" w:hAnsi="BRH Malayalam Extra" w:cs="BRH Malayalam Extra"/>
+                <w:color w:val="000000"/>
+                <w:sz w:val="40"/>
+                <w:szCs w:val="40"/>
+              </w:rPr>
+            </w:pPr>
+            <w:r>
+              <w:rPr>
+                <w:rFonts w:ascii="BRH Malayalam Extra" w:hAnsi="BRH Malayalam Extra" w:cs="BRH Malayalam Extra"/>
+                <w:sz w:val="40"/>
+                <w:szCs w:val="40"/>
+              </w:rPr>
+              <w:t>Ad¡—iZy</w:t>
+            </w:r>
+            <w:r>
+              <w:rPr>
+                <w:rFonts w:ascii="BRH Malayalam Extra" w:hAnsi="BRH Malayalam Extra" w:cs="BRH Malayalam Extra"/>
+                <w:sz w:val="34"/>
+                <w:szCs w:val="40"/>
+              </w:rPr>
+              <w:t>–</w:t>
+            </w:r>
+            <w:r>
+              <w:rPr>
+                <w:rFonts w:ascii="BRH Malayalam Extra" w:hAnsi="BRH Malayalam Extra" w:cs="BRH Malayalam Extra"/>
+                <w:sz w:val="40"/>
+                <w:szCs w:val="40"/>
+              </w:rPr>
+              <w:t>kyZõ</w:t>
+            </w:r>
+            <w:r>
+              <w:rPr>
+                <w:rFonts w:ascii="BRH Malayalam Extra" w:hAnsi="BRH Malayalam Extra" w:cs="BRH Malayalam Extra"/>
+                <w:sz w:val="40"/>
+                <w:szCs w:val="40"/>
+                <w:highlight w:val="green"/>
+              </w:rPr>
+              <w:t>d¡</w:t>
+            </w:r>
+            <w:r>
+              <w:rPr>
+                <w:rFonts w:ascii="BRH Malayalam Extra" w:hAnsi="BRH Malayalam Extra" w:cs="BRH Malayalam Extra"/>
+                <w:sz w:val="40"/>
+                <w:szCs w:val="40"/>
+              </w:rPr>
+              <w:t>— - i</w:t>
+            </w:r>
+            <w:r>
+              <w:rPr>
+                <w:rFonts w:ascii="BRH Malayalam Extra" w:hAnsi="BRH Malayalam Extra" w:cs="BRH Malayalam Extra"/>
+                <w:sz w:val="34"/>
+                <w:szCs w:val="40"/>
+              </w:rPr>
+              <w:t>–</w:t>
+            </w:r>
+            <w:r>
+              <w:rPr>
+                <w:rFonts w:ascii="BRH Malayalam Extra" w:hAnsi="BRH Malayalam Extra" w:cs="BRH Malayalam Extra"/>
+                <w:sz w:val="40"/>
+                <w:szCs w:val="40"/>
+              </w:rPr>
+              <w:t>Zy</w:t>
+            </w:r>
+            <w:r>
+              <w:rPr>
+                <w:rFonts w:ascii="BRH Malayalam Extra" w:hAnsi="BRH Malayalam Extra" w:cs="BRH Malayalam Extra"/>
+                <w:sz w:val="34"/>
+                <w:szCs w:val="40"/>
+              </w:rPr>
+              <w:t>–</w:t>
+            </w:r>
+            <w:r>
+              <w:rPr>
+                <w:rFonts w:ascii="BRH Malayalam Extra" w:hAnsi="BRH Malayalam Extra" w:cs="BRH Malayalam Extra"/>
+                <w:sz w:val="40"/>
+                <w:szCs w:val="40"/>
+              </w:rPr>
+              <w:t>J |</w:t>
             </w:r>
           </w:p>
         </w:tc>
@@ -1696,7 +3309,7 @@
           <w:sz w:val="32"/>
           <w:szCs w:val="32"/>
           <w:u w:val="single"/>
-          <w:lang w:val="it-IT"/>
+          <w:lang w:val="en-IN"/>
         </w:rPr>
       </w:pPr>
       <w:r>
@@ -1706,7 +3319,7 @@
           <w:sz w:val="32"/>
           <w:szCs w:val="32"/>
           <w:u w:val="single"/>
-          <w:lang w:val="it-IT"/>
+          <w:lang w:val="en-IN"/>
         </w:rPr>
         <w:t>===========</w:t>
       </w:r>
@@ -1721,7 +3334,7 @@
           <w:sz w:val="32"/>
           <w:szCs w:val="32"/>
           <w:u w:val="single"/>
-          <w:lang w:val="it-IT"/>
+          <w:lang w:val="en-IN"/>
         </w:rPr>
       </w:pPr>
     </w:p>
@@ -1735,7 +3348,7 @@
           <w:sz w:val="32"/>
           <w:szCs w:val="32"/>
           <w:u w:val="single"/>
-          <w:lang w:val="it-IT"/>
+          <w:lang w:val="en-IN"/>
         </w:rPr>
       </w:pPr>
     </w:p>
@@ -1749,7 +3362,7 @@
           <w:sz w:val="32"/>
           <w:szCs w:val="32"/>
           <w:u w:val="single"/>
-          <w:lang w:val="it-IT"/>
+          <w:lang w:val="en-IN"/>
         </w:rPr>
       </w:pPr>
     </w:p>
@@ -1773,7 +3386,6 @@
           <w:szCs w:val="32"/>
           <w:u w:val="single"/>
         </w:rPr>
-        <w:lastRenderedPageBreak/>
         <w:t>TS Pada Paatam – TS 3.4 co</w:t>
       </w:r>
       <w:r>
@@ -1877,7 +3489,6 @@
         <w:tc>
           <w:tcPr>
             <w:tcW w:w="3256" w:type="dxa"/>
-            <w:shd w:val="clear" w:color="auto" w:fill="auto"/>
           </w:tcPr>
           <w:p>
             <w:pPr>
@@ -1925,7 +3536,6 @@
         <w:tc>
           <w:tcPr>
             <w:tcW w:w="4848" w:type="dxa"/>
-            <w:shd w:val="clear" w:color="auto" w:fill="auto"/>
           </w:tcPr>
           <w:p>
             <w:pPr>
@@ -1952,7 +3562,6 @@
         <w:tc>
           <w:tcPr>
             <w:tcW w:w="5528" w:type="dxa"/>
-            <w:shd w:val="clear" w:color="auto" w:fill="auto"/>
           </w:tcPr>
           <w:p>
             <w:pPr>
@@ -1984,7 +3593,6 @@
         <w:tc>
           <w:tcPr>
             <w:tcW w:w="3256" w:type="dxa"/>
-            <w:shd w:val="clear" w:color="auto" w:fill="auto"/>
           </w:tcPr>
           <w:p>
             <w:pPr>
@@ -2003,6 +3611,7 @@
                 <w:sz w:val="28"/>
                 <w:szCs w:val="28"/>
               </w:rPr>
+              <w:lastRenderedPageBreak/>
               <w:t>TS 3.4.</w:t>
             </w:r>
             <w:r>
@@ -2086,7 +3695,6 @@
         <w:tc>
           <w:tcPr>
             <w:tcW w:w="4848" w:type="dxa"/>
-            <w:shd w:val="clear" w:color="auto" w:fill="auto"/>
           </w:tcPr>
           <w:p>
             <w:pPr>
@@ -2212,7 +3820,6 @@
         <w:tc>
           <w:tcPr>
             <w:tcW w:w="5528" w:type="dxa"/>
-            <w:shd w:val="clear" w:color="auto" w:fill="auto"/>
           </w:tcPr>
           <w:p>
             <w:pPr>
@@ -2375,7 +3982,6 @@
         <w:tc>
           <w:tcPr>
             <w:tcW w:w="3256" w:type="dxa"/>
-            <w:shd w:val="clear" w:color="auto" w:fill="auto"/>
           </w:tcPr>
           <w:p>
             <w:pPr>
@@ -2495,7 +4101,6 @@
         <w:tc>
           <w:tcPr>
             <w:tcW w:w="4848" w:type="dxa"/>
-            <w:shd w:val="clear" w:color="auto" w:fill="auto"/>
           </w:tcPr>
           <w:p>
             <w:pPr>
@@ -2651,7 +4256,6 @@
         <w:tc>
           <w:tcPr>
             <w:tcW w:w="5528" w:type="dxa"/>
-            <w:shd w:val="clear" w:color="auto" w:fill="auto"/>
           </w:tcPr>
           <w:p>
             <w:pPr>
@@ -2815,7 +4419,6 @@
         <w:tc>
           <w:tcPr>
             <w:tcW w:w="3256" w:type="dxa"/>
-            <w:shd w:val="clear" w:color="auto" w:fill="auto"/>
           </w:tcPr>
           <w:p>
             <w:pPr>
@@ -2880,7 +4483,6 @@
         <w:tc>
           <w:tcPr>
             <w:tcW w:w="4848" w:type="dxa"/>
-            <w:shd w:val="clear" w:color="auto" w:fill="auto"/>
           </w:tcPr>
           <w:p>
             <w:pPr>
@@ -2978,7 +4580,6 @@
         <w:tc>
           <w:tcPr>
             <w:tcW w:w="5528" w:type="dxa"/>
-            <w:shd w:val="clear" w:color="auto" w:fill="auto"/>
           </w:tcPr>
           <w:p>
             <w:pPr>
@@ -3097,7 +4698,6 @@
               <w:bottom w:val="single" w:sz="4" w:space="0" w:color="000000"/>
               <w:right w:val="single" w:sz="4" w:space="0" w:color="000000"/>
             </w:tcBorders>
-            <w:shd w:val="clear" w:color="auto" w:fill="auto"/>
           </w:tcPr>
           <w:p>
             <w:pPr>
@@ -3223,7 +4823,6 @@
               <w:bottom w:val="single" w:sz="4" w:space="0" w:color="000000"/>
               <w:right w:val="single" w:sz="4" w:space="0" w:color="000000"/>
             </w:tcBorders>
-            <w:shd w:val="clear" w:color="auto" w:fill="auto"/>
           </w:tcPr>
           <w:p>
             <w:pPr>
@@ -3351,7 +4950,6 @@
               <w:bottom w:val="single" w:sz="4" w:space="0" w:color="000000"/>
               <w:right w:val="single" w:sz="4" w:space="0" w:color="000000"/>
             </w:tcBorders>
-            <w:shd w:val="clear" w:color="auto" w:fill="auto"/>
           </w:tcPr>
           <w:p>
             <w:pPr>
@@ -3568,7 +5166,6 @@
           <w:szCs w:val="32"/>
           <w:u w:val="single"/>
         </w:rPr>
-        <w:lastRenderedPageBreak/>
         <w:t>TS Pada Paatam – TS 3.4 co</w:t>
       </w:r>
       <w:r>
@@ -3693,7 +5290,6 @@
         <w:tc>
           <w:tcPr>
             <w:tcW w:w="3085" w:type="dxa"/>
-            <w:shd w:val="clear" w:color="auto" w:fill="auto"/>
           </w:tcPr>
           <w:p>
             <w:pPr>
@@ -3734,6 +5330,7 @@
                 <w:sz w:val="32"/>
                 <w:szCs w:val="32"/>
               </w:rPr>
+              <w:lastRenderedPageBreak/>
               <w:t>Reference</w:t>
             </w:r>
           </w:p>
@@ -3741,7 +5338,6 @@
         <w:tc>
           <w:tcPr>
             <w:tcW w:w="4678" w:type="dxa"/>
-            <w:shd w:val="clear" w:color="auto" w:fill="auto"/>
           </w:tcPr>
           <w:p>
             <w:pPr>
@@ -3761,6 +5357,7 @@
                 <w:sz w:val="32"/>
                 <w:szCs w:val="32"/>
               </w:rPr>
+              <w:lastRenderedPageBreak/>
               <w:t>As Printed</w:t>
             </w:r>
           </w:p>
@@ -3768,7 +5365,6 @@
         <w:tc>
           <w:tcPr>
             <w:tcW w:w="5528" w:type="dxa"/>
-            <w:shd w:val="clear" w:color="auto" w:fill="auto"/>
           </w:tcPr>
           <w:p>
             <w:pPr>
@@ -3800,7 +5396,6 @@
         <w:tc>
           <w:tcPr>
             <w:tcW w:w="3085" w:type="dxa"/>
-            <w:shd w:val="clear" w:color="auto" w:fill="auto"/>
           </w:tcPr>
           <w:p>
             <w:pPr>
@@ -3901,7 +5496,6 @@
         <w:tc>
           <w:tcPr>
             <w:tcW w:w="4678" w:type="dxa"/>
-            <w:shd w:val="clear" w:color="auto" w:fill="auto"/>
           </w:tcPr>
           <w:p>
             <w:pPr>
@@ -3996,7 +5590,6 @@
         <w:tc>
           <w:tcPr>
             <w:tcW w:w="5528" w:type="dxa"/>
-            <w:shd w:val="clear" w:color="auto" w:fill="auto"/>
           </w:tcPr>
           <w:p>
             <w:pPr>
@@ -4099,7 +5692,6 @@
         <w:tc>
           <w:tcPr>
             <w:tcW w:w="3085" w:type="dxa"/>
-            <w:shd w:val="clear" w:color="auto" w:fill="auto"/>
           </w:tcPr>
           <w:p>
             <w:pPr>
@@ -4215,7 +5807,6 @@
         <w:tc>
           <w:tcPr>
             <w:tcW w:w="4678" w:type="dxa"/>
-            <w:shd w:val="clear" w:color="auto" w:fill="auto"/>
           </w:tcPr>
           <w:p>
             <w:pPr>
@@ -4277,7 +5868,6 @@
         <w:tc>
           <w:tcPr>
             <w:tcW w:w="5528" w:type="dxa"/>
-            <w:shd w:val="clear" w:color="auto" w:fill="auto"/>
           </w:tcPr>
           <w:p>
             <w:pPr>
@@ -4354,7 +5944,6 @@
         <w:tc>
           <w:tcPr>
             <w:tcW w:w="3085" w:type="dxa"/>
-            <w:shd w:val="clear" w:color="auto" w:fill="auto"/>
           </w:tcPr>
           <w:p>
             <w:pPr>
@@ -4439,7 +6028,6 @@
         <w:tc>
           <w:tcPr>
             <w:tcW w:w="4678" w:type="dxa"/>
-            <w:shd w:val="clear" w:color="auto" w:fill="auto"/>
           </w:tcPr>
           <w:p>
             <w:pPr>
@@ -4529,7 +6117,6 @@
         <w:tc>
           <w:tcPr>
             <w:tcW w:w="5528" w:type="dxa"/>
-            <w:shd w:val="clear" w:color="auto" w:fill="auto"/>
           </w:tcPr>
           <w:p>
             <w:pPr>
@@ -4633,7 +6220,6 @@
         <w:tc>
           <w:tcPr>
             <w:tcW w:w="3085" w:type="dxa"/>
-            <w:shd w:val="clear" w:color="auto" w:fill="auto"/>
           </w:tcPr>
           <w:p>
             <w:pPr>
@@ -4734,7 +6320,6 @@
         <w:tc>
           <w:tcPr>
             <w:tcW w:w="4678" w:type="dxa"/>
-            <w:shd w:val="clear" w:color="auto" w:fill="auto"/>
           </w:tcPr>
           <w:p>
             <w:pPr>
@@ -4826,7 +6411,6 @@
         <w:tc>
           <w:tcPr>
             <w:tcW w:w="5528" w:type="dxa"/>
-            <w:shd w:val="clear" w:color="auto" w:fill="auto"/>
           </w:tcPr>
           <w:p>
             <w:pPr>
@@ -4943,7 +6527,6 @@
         <w:tc>
           <w:tcPr>
             <w:tcW w:w="3085" w:type="dxa"/>
-            <w:shd w:val="clear" w:color="auto" w:fill="auto"/>
           </w:tcPr>
           <w:p>
             <w:pPr>
@@ -5044,7 +6627,6 @@
         <w:tc>
           <w:tcPr>
             <w:tcW w:w="4678" w:type="dxa"/>
-            <w:shd w:val="clear" w:color="auto" w:fill="auto"/>
           </w:tcPr>
           <w:p>
             <w:pPr>
@@ -5235,7 +6817,6 @@
         <w:tc>
           <w:tcPr>
             <w:tcW w:w="5528" w:type="dxa"/>
-            <w:shd w:val="clear" w:color="auto" w:fill="auto"/>
           </w:tcPr>
           <w:p>
             <w:pPr>
@@ -5429,7 +7010,6 @@
         <w:tc>
           <w:tcPr>
             <w:tcW w:w="3085" w:type="dxa"/>
-            <w:shd w:val="clear" w:color="auto" w:fill="auto"/>
           </w:tcPr>
           <w:p>
             <w:pPr>
@@ -5448,7 +7028,6 @@
                 <w:sz w:val="28"/>
                 <w:szCs w:val="28"/>
               </w:rPr>
-              <w:lastRenderedPageBreak/>
               <w:t xml:space="preserve">TS 3.4.9.7 </w:t>
             </w:r>
             <w:r>
@@ -5495,7 +7074,6 @@
         <w:tc>
           <w:tcPr>
             <w:tcW w:w="4678" w:type="dxa"/>
-            <w:shd w:val="clear" w:color="auto" w:fill="auto"/>
           </w:tcPr>
           <w:p>
             <w:pPr>
@@ -5574,7 +7152,6 @@
         <w:tc>
           <w:tcPr>
             <w:tcW w:w="5528" w:type="dxa"/>
-            <w:shd w:val="clear" w:color="auto" w:fill="auto"/>
           </w:tcPr>
           <w:p>
             <w:pPr>
@@ -5655,7 +7232,6 @@
         <w:tc>
           <w:tcPr>
             <w:tcW w:w="3085" w:type="dxa"/>
-            <w:shd w:val="clear" w:color="auto" w:fill="auto"/>
           </w:tcPr>
           <w:p>
             <w:pPr>
@@ -5733,6 +7309,7 @@
                 <w:sz w:val="28"/>
                 <w:szCs w:val="28"/>
               </w:rPr>
+              <w:lastRenderedPageBreak/>
               <w:t>Panchaati No. - 39</w:t>
             </w:r>
           </w:p>
@@ -5740,7 +7317,6 @@
         <w:tc>
           <w:tcPr>
             <w:tcW w:w="4678" w:type="dxa"/>
-            <w:shd w:val="clear" w:color="auto" w:fill="auto"/>
           </w:tcPr>
           <w:p>
             <w:pPr>
@@ -5759,6 +7335,7 @@
                 <w:sz w:val="40"/>
                 <w:szCs w:val="40"/>
               </w:rPr>
+              <w:lastRenderedPageBreak/>
               <w:t>jb—p</w:t>
             </w:r>
             <w:r>
@@ -5813,7 +7390,6 @@
         <w:tc>
           <w:tcPr>
             <w:tcW w:w="5528" w:type="dxa"/>
-            <w:shd w:val="clear" w:color="auto" w:fill="auto"/>
           </w:tcPr>
           <w:p>
             <w:pPr>
@@ -5896,6 +7472,7 @@
                 <w:b/>
                 <w:bCs/>
               </w:rPr>
+              <w:lastRenderedPageBreak/>
               <w:t>(better</w:t>
             </w:r>
             <w:r>
@@ -5924,7 +7501,6 @@
         <w:tc>
           <w:tcPr>
             <w:tcW w:w="3085" w:type="dxa"/>
-            <w:shd w:val="clear" w:color="auto" w:fill="auto"/>
           </w:tcPr>
           <w:p>
             <w:pPr>
@@ -5941,6 +7517,7 @@
                 <w:sz w:val="28"/>
                 <w:szCs w:val="28"/>
               </w:rPr>
+              <w:lastRenderedPageBreak/>
               <w:t>TS 3.4.</w:t>
             </w:r>
             <w:r>
@@ -6008,7 +7585,6 @@
         <w:tc>
           <w:tcPr>
             <w:tcW w:w="4678" w:type="dxa"/>
-            <w:shd w:val="clear" w:color="auto" w:fill="auto"/>
           </w:tcPr>
           <w:p>
             <w:pPr>
@@ -6098,7 +7674,6 @@
         <w:tc>
           <w:tcPr>
             <w:tcW w:w="5528" w:type="dxa"/>
-            <w:shd w:val="clear" w:color="auto" w:fill="auto"/>
           </w:tcPr>
           <w:p>
             <w:pPr>
@@ -6201,7 +7776,6 @@
         <w:tc>
           <w:tcPr>
             <w:tcW w:w="3085" w:type="dxa"/>
-            <w:shd w:val="clear" w:color="auto" w:fill="auto"/>
           </w:tcPr>
           <w:p>
             <w:pPr>
@@ -6285,7 +7859,6 @@
         <w:tc>
           <w:tcPr>
             <w:tcW w:w="4678" w:type="dxa"/>
-            <w:shd w:val="clear" w:color="auto" w:fill="auto"/>
           </w:tcPr>
           <w:p>
             <w:pPr>
@@ -6326,7 +7899,6 @@
         <w:tc>
           <w:tcPr>
             <w:tcW w:w="5528" w:type="dxa"/>
-            <w:shd w:val="clear" w:color="auto" w:fill="auto"/>
           </w:tcPr>
           <w:p>
             <w:pPr>
@@ -7263,7 +8835,6 @@
                 <w:szCs w:val="32"/>
                 <w:lang w:eastAsia="en-IN" w:bidi="ml-IN"/>
               </w:rPr>
-              <w:lastRenderedPageBreak/>
               <w:t>TS 3.4.3.8</w:t>
             </w:r>
             <w:r>
@@ -7576,6 +9147,7 @@
                 <w:szCs w:val="32"/>
                 <w:lang w:eastAsia="en-IN" w:bidi="ml-IN"/>
               </w:rPr>
+              <w:lastRenderedPageBreak/>
               <w:t>TS 3.4.7.2</w:t>
             </w:r>
             <w:r>
@@ -8607,7 +10179,7 @@
 </file>
 
 <file path=word/endnotes.xml><?xml version="1.0" encoding="utf-8"?>
-<w:endnotes xmlns:wpc="http://schemas.microsoft.com/office/word/2010/wordprocessingCanvas" xmlns:cx="http://schemas.microsoft.com/office/drawing/2014/chartex" xmlns:cx1="http://schemas.microsoft.com/office/drawing/2015/9/8/chartex" xmlns:cx2="http://schemas.microsoft.com/office/drawing/2015/10/21/chartex" xmlns:cx3="http://schemas.microsoft.com/office/drawing/2016/5/9/chartex" xmlns:cx4="http://schemas.microsoft.com/office/drawing/2016/5/10/chartex" xmlns:cx5="http://schemas.microsoft.com/office/drawing/2016/5/11/chartex" xmlns:cx6="http://schemas.microsoft.com/office/drawing/2016/5/12/chartex" xmlns:cx7="http://schemas.microsoft.com/office/drawing/2016/5/13/chartex" xmlns:cx8="http://schemas.microsoft.com/office/drawing/2016/5/14/chartex" xmlns:mc="http://schemas.openxmlformats.org/markup-compatibility/2006" xmlns:aink="http://schemas.microsoft.com/office/drawing/2016/ink" xmlns:am3d="http://schemas.microsoft.com/office/drawing/2017/model3d" xmlns:o="urn:schemas-microsoft-com:office:office" xmlns:oel="http://schemas.microsoft.com/office/2019/extlst" xmlns:r="http://schemas.openxmlformats.org/officeDocument/2006/relationships" xmlns:m="http://schemas.openxmlformats.org/officeDocument/2006/math" xmlns:v="urn:schemas-microsoft-com:vml" xmlns:wp14="http://schemas.microsoft.com/office/word/2010/wordprocessingDrawing" xmlns:wp="http://schemas.openxmlformats.org/drawingml/2006/wordprocessingDrawing" xmlns:w10="urn:schemas-microsoft-com:office:word" xmlns:w="http://schemas.openxmlformats.org/wordprocessingml/2006/main" xmlns:w14="http://schemas.microsoft.com/office/word/2010/wordml" xmlns:w15="http://schemas.microsoft.com/office/word/2012/wordml" xmlns:w16cex="http://schemas.microsoft.com/office/word/2018/wordml/cex" xmlns:w16cid="http://schemas.microsoft.com/office/word/2016/wordml/cid" xmlns:w16="http://schemas.microsoft.com/office/word/2018/wordml" xmlns:w16du="http://schemas.microsoft.com/office/word/2023/wordml/word16du" xmlns:w16sdtdh="http://schemas.microsoft.com/office/word/2020/wordml/sdtdatahash" xmlns:w16se="http://schemas.microsoft.com/office/word/2015/wordml/symex" xmlns:wpg="http://schemas.microsoft.com/office/word/2010/wordprocessingGroup" xmlns:wpi="http://schemas.microsoft.com/office/word/2010/wordprocessingInk" xmlns:wne="http://schemas.microsoft.com/office/word/2006/wordml" xmlns:wps="http://schemas.microsoft.com/office/word/2010/wordprocessingShape" mc:Ignorable="w14 w15 w16se w16cid w16 w16cex w16sdtdh w16du wp14">
+<w:endnotes xmlns:wpc="http://schemas.microsoft.com/office/word/2010/wordprocessingCanvas" xmlns:cx="http://schemas.microsoft.com/office/drawing/2014/chartex" xmlns:cx1="http://schemas.microsoft.com/office/drawing/2015/9/8/chartex" xmlns:cx2="http://schemas.microsoft.com/office/drawing/2015/10/21/chartex" xmlns:cx3="http://schemas.microsoft.com/office/drawing/2016/5/9/chartex" xmlns:cx4="http://schemas.microsoft.com/office/drawing/2016/5/10/chartex" xmlns:cx5="http://schemas.microsoft.com/office/drawing/2016/5/11/chartex" xmlns:cx6="http://schemas.microsoft.com/office/drawing/2016/5/12/chartex" xmlns:cx7="http://schemas.microsoft.com/office/drawing/2016/5/13/chartex" xmlns:cx8="http://schemas.microsoft.com/office/drawing/2016/5/14/chartex" xmlns:mc="http://schemas.openxmlformats.org/markup-compatibility/2006" xmlns:aink="http://schemas.microsoft.com/office/drawing/2016/ink" xmlns:am3d="http://schemas.microsoft.com/office/drawing/2017/model3d" xmlns:o="urn:schemas-microsoft-com:office:office" xmlns:oel="http://schemas.microsoft.com/office/2019/extlst" xmlns:r="http://schemas.openxmlformats.org/officeDocument/2006/relationships" xmlns:m="http://schemas.openxmlformats.org/officeDocument/2006/math" xmlns:v="urn:schemas-microsoft-com:vml" xmlns:wp14="http://schemas.microsoft.com/office/word/2010/wordprocessingDrawing" xmlns:wp="http://schemas.openxmlformats.org/drawingml/2006/wordprocessingDrawing" xmlns:w10="urn:schemas-microsoft-com:office:word" xmlns:w="http://schemas.openxmlformats.org/wordprocessingml/2006/main" xmlns:w14="http://schemas.microsoft.com/office/word/2010/wordml" xmlns:w15="http://schemas.microsoft.com/office/word/2012/wordml" xmlns:w16cei="http://schemas.microsoft.com/office/word/2026/wordml/cei" xmlns:w16cex="http://schemas.microsoft.com/office/word/2018/wordml/cex" xmlns:w16cid="http://schemas.microsoft.com/office/word/2016/wordml/cid" xmlns:w16="http://schemas.microsoft.com/office/word/2018/wordml" xmlns:w16du="http://schemas.microsoft.com/office/word/2023/wordml/word16du" xmlns:w16sdtdh="http://schemas.microsoft.com/office/word/2020/wordml/sdtdatahash" xmlns:w16sdtfl="http://schemas.microsoft.com/office/word/2024/wordml/sdtformatlock" xmlns:w16se="http://schemas.microsoft.com/office/word/2015/wordml/symex" xmlns:wpg="http://schemas.microsoft.com/office/word/2010/wordprocessingGroup" xmlns:wpi="http://schemas.microsoft.com/office/word/2010/wordprocessingInk" xmlns:wne="http://schemas.microsoft.com/office/word/2006/wordml" xmlns:wps="http://schemas.microsoft.com/office/word/2010/wordprocessingShape" mc:Ignorable="w14 w15 w16se w16cid w16 w16cex w16sdtdh w16sdtfl w16du wp14">
   <w:endnote w:type="separator" w:id="-1">
     <w:p>
       <w:pPr>
@@ -8632,7 +10204,7 @@
 </file>
 
 <file path=word/footer1.xml><?xml version="1.0" encoding="utf-8"?>
-<w:ftr xmlns:wpc="http://schemas.microsoft.com/office/word/2010/wordprocessingCanvas" xmlns:cx="http://schemas.microsoft.com/office/drawing/2014/chartex" xmlns:cx1="http://schemas.microsoft.com/office/drawing/2015/9/8/chartex" xmlns:cx2="http://schemas.microsoft.com/office/drawing/2015/10/21/chartex" xmlns:cx3="http://schemas.microsoft.com/office/drawing/2016/5/9/chartex" xmlns:cx4="http://schemas.microsoft.com/office/drawing/2016/5/10/chartex" xmlns:cx5="http://schemas.microsoft.com/office/drawing/2016/5/11/chartex" xmlns:cx6="http://schemas.microsoft.com/office/drawing/2016/5/12/chartex" xmlns:cx7="http://schemas.microsoft.com/office/drawing/2016/5/13/chartex" xmlns:cx8="http://schemas.microsoft.com/office/drawing/2016/5/14/chartex" xmlns:mc="http://schemas.openxmlformats.org/markup-compatibility/2006" xmlns:aink="http://schemas.microsoft.com/office/drawing/2016/ink" xmlns:am3d="http://schemas.microsoft.com/office/drawing/2017/model3d" xmlns:o="urn:schemas-microsoft-com:office:office" xmlns:oel="http://schemas.microsoft.com/office/2019/extlst" xmlns:r="http://schemas.openxmlformats.org/officeDocument/2006/relationships" xmlns:m="http://schemas.openxmlformats.org/officeDocument/2006/math" xmlns:v="urn:schemas-microsoft-com:vml" xmlns:wp14="http://schemas.microsoft.com/office/word/2010/wordprocessingDrawing" xmlns:wp="http://schemas.openxmlformats.org/drawingml/2006/wordprocessingDrawing" xmlns:w10="urn:schemas-microsoft-com:office:word" xmlns:w="http://schemas.openxmlformats.org/wordprocessingml/2006/main" xmlns:w14="http://schemas.microsoft.com/office/word/2010/wordml" xmlns:w15="http://schemas.microsoft.com/office/word/2012/wordml" xmlns:w16cex="http://schemas.microsoft.com/office/word/2018/wordml/cex" xmlns:w16cid="http://schemas.microsoft.com/office/word/2016/wordml/cid" xmlns:w16="http://schemas.microsoft.com/office/word/2018/wordml" xmlns:w16du="http://schemas.microsoft.com/office/word/2023/wordml/word16du" xmlns:w16sdtdh="http://schemas.microsoft.com/office/word/2020/wordml/sdtdatahash" xmlns:w16se="http://schemas.microsoft.com/office/word/2015/wordml/symex" xmlns:wpg="http://schemas.microsoft.com/office/word/2010/wordprocessingGroup" xmlns:wpi="http://schemas.microsoft.com/office/word/2010/wordprocessingInk" xmlns:wne="http://schemas.microsoft.com/office/word/2006/wordml" xmlns:wps="http://schemas.microsoft.com/office/word/2010/wordprocessingShape" mc:Ignorable="w14 w15 w16se w16cid w16 w16cex w16sdtdh w16du wp14">
+<w:ftr xmlns:wpc="http://schemas.microsoft.com/office/word/2010/wordprocessingCanvas" xmlns:cx="http://schemas.microsoft.com/office/drawing/2014/chartex" xmlns:cx1="http://schemas.microsoft.com/office/drawing/2015/9/8/chartex" xmlns:cx2="http://schemas.microsoft.com/office/drawing/2015/10/21/chartex" xmlns:cx3="http://schemas.microsoft.com/office/drawing/2016/5/9/chartex" xmlns:cx4="http://schemas.microsoft.com/office/drawing/2016/5/10/chartex" xmlns:cx5="http://schemas.microsoft.com/office/drawing/2016/5/11/chartex" xmlns:cx6="http://schemas.microsoft.com/office/drawing/2016/5/12/chartex" xmlns:cx7="http://schemas.microsoft.com/office/drawing/2016/5/13/chartex" xmlns:cx8="http://schemas.microsoft.com/office/drawing/2016/5/14/chartex" xmlns:mc="http://schemas.openxmlformats.org/markup-compatibility/2006" xmlns:aink="http://schemas.microsoft.com/office/drawing/2016/ink" xmlns:am3d="http://schemas.microsoft.com/office/drawing/2017/model3d" xmlns:o="urn:schemas-microsoft-com:office:office" xmlns:oel="http://schemas.microsoft.com/office/2019/extlst" xmlns:r="http://schemas.openxmlformats.org/officeDocument/2006/relationships" xmlns:m="http://schemas.openxmlformats.org/officeDocument/2006/math" xmlns:v="urn:schemas-microsoft-com:vml" xmlns:wp14="http://schemas.microsoft.com/office/word/2010/wordprocessingDrawing" xmlns:wp="http://schemas.openxmlformats.org/drawingml/2006/wordprocessingDrawing" xmlns:w10="urn:schemas-microsoft-com:office:word" xmlns:w="http://schemas.openxmlformats.org/wordprocessingml/2006/main" xmlns:w14="http://schemas.microsoft.com/office/word/2010/wordml" xmlns:w15="http://schemas.microsoft.com/office/word/2012/wordml" xmlns:w16cei="http://schemas.microsoft.com/office/word/2026/wordml/cei" xmlns:w16cex="http://schemas.microsoft.com/office/word/2018/wordml/cex" xmlns:w16cid="http://schemas.microsoft.com/office/word/2016/wordml/cid" xmlns:w16="http://schemas.microsoft.com/office/word/2018/wordml" xmlns:w16du="http://schemas.microsoft.com/office/word/2023/wordml/word16du" xmlns:w16sdtdh="http://schemas.microsoft.com/office/word/2020/wordml/sdtdatahash" xmlns:w16sdtfl="http://schemas.microsoft.com/office/word/2024/wordml/sdtformatlock" xmlns:w16se="http://schemas.microsoft.com/office/word/2015/wordml/symex" xmlns:wpg="http://schemas.microsoft.com/office/word/2010/wordprocessingGroup" xmlns:wpi="http://schemas.microsoft.com/office/word/2010/wordprocessingInk" xmlns:wne="http://schemas.microsoft.com/office/word/2006/wordml" xmlns:wps="http://schemas.microsoft.com/office/word/2010/wordprocessingShape" mc:Ignorable="w14 w15 w16se w16cid w16 w16cex w16sdtdh w16sdtfl w16du wp14">
   <w:p>
     <w:pPr>
       <w:pBdr>
@@ -8821,7 +10393,7 @@
 </file>
 
 <file path=word/footnotes.xml><?xml version="1.0" encoding="utf-8"?>
-<w:footnotes xmlns:wpc="http://schemas.microsoft.com/office/word/2010/wordprocessingCanvas" xmlns:cx="http://schemas.microsoft.com/office/drawing/2014/chartex" xmlns:cx1="http://schemas.microsoft.com/office/drawing/2015/9/8/chartex" xmlns:cx2="http://schemas.microsoft.com/office/drawing/2015/10/21/chartex" xmlns:cx3="http://schemas.microsoft.com/office/drawing/2016/5/9/chartex" xmlns:cx4="http://schemas.microsoft.com/office/drawing/2016/5/10/chartex" xmlns:cx5="http://schemas.microsoft.com/office/drawing/2016/5/11/chartex" xmlns:cx6="http://schemas.microsoft.com/office/drawing/2016/5/12/chartex" xmlns:cx7="http://schemas.microsoft.com/office/drawing/2016/5/13/chartex" xmlns:cx8="http://schemas.microsoft.com/office/drawing/2016/5/14/chartex" xmlns:mc="http://schemas.openxmlformats.org/markup-compatibility/2006" xmlns:aink="http://schemas.microsoft.com/office/drawing/2016/ink" xmlns:am3d="http://schemas.microsoft.com/office/drawing/2017/model3d" xmlns:o="urn:schemas-microsoft-com:office:office" xmlns:oel="http://schemas.microsoft.com/office/2019/extlst" xmlns:r="http://schemas.openxmlformats.org/officeDocument/2006/relationships" xmlns:m="http://schemas.openxmlformats.org/officeDocument/2006/math" xmlns:v="urn:schemas-microsoft-com:vml" xmlns:wp14="http://schemas.microsoft.com/office/word/2010/wordprocessingDrawing" xmlns:wp="http://schemas.openxmlformats.org/drawingml/2006/wordprocessingDrawing" xmlns:w10="urn:schemas-microsoft-com:office:word" xmlns:w="http://schemas.openxmlformats.org/wordprocessingml/2006/main" xmlns:w14="http://schemas.microsoft.com/office/word/2010/wordml" xmlns:w15="http://schemas.microsoft.com/office/word/2012/wordml" xmlns:w16cex="http://schemas.microsoft.com/office/word/2018/wordml/cex" xmlns:w16cid="http://schemas.microsoft.com/office/word/2016/wordml/cid" xmlns:w16="http://schemas.microsoft.com/office/word/2018/wordml" xmlns:w16du="http://schemas.microsoft.com/office/word/2023/wordml/word16du" xmlns:w16sdtdh="http://schemas.microsoft.com/office/word/2020/wordml/sdtdatahash" xmlns:w16se="http://schemas.microsoft.com/office/word/2015/wordml/symex" xmlns:wpg="http://schemas.microsoft.com/office/word/2010/wordprocessingGroup" xmlns:wpi="http://schemas.microsoft.com/office/word/2010/wordprocessingInk" xmlns:wne="http://schemas.microsoft.com/office/word/2006/wordml" xmlns:wps="http://schemas.microsoft.com/office/word/2010/wordprocessingShape" mc:Ignorable="w14 w15 w16se w16cid w16 w16cex w16sdtdh w16du wp14">
+<w:footnotes xmlns:wpc="http://schemas.microsoft.com/office/word/2010/wordprocessingCanvas" xmlns:cx="http://schemas.microsoft.com/office/drawing/2014/chartex" xmlns:cx1="http://schemas.microsoft.com/office/drawing/2015/9/8/chartex" xmlns:cx2="http://schemas.microsoft.com/office/drawing/2015/10/21/chartex" xmlns:cx3="http://schemas.microsoft.com/office/drawing/2016/5/9/chartex" xmlns:cx4="http://schemas.microsoft.com/office/drawing/2016/5/10/chartex" xmlns:cx5="http://schemas.microsoft.com/office/drawing/2016/5/11/chartex" xmlns:cx6="http://schemas.microsoft.com/office/drawing/2016/5/12/chartex" xmlns:cx7="http://schemas.microsoft.com/office/drawing/2016/5/13/chartex" xmlns:cx8="http://schemas.microsoft.com/office/drawing/2016/5/14/chartex" xmlns:mc="http://schemas.openxmlformats.org/markup-compatibility/2006" xmlns:aink="http://schemas.microsoft.com/office/drawing/2016/ink" xmlns:am3d="http://schemas.microsoft.com/office/drawing/2017/model3d" xmlns:o="urn:schemas-microsoft-com:office:office" xmlns:oel="http://schemas.microsoft.com/office/2019/extlst" xmlns:r="http://schemas.openxmlformats.org/officeDocument/2006/relationships" xmlns:m="http://schemas.openxmlformats.org/officeDocument/2006/math" xmlns:v="urn:schemas-microsoft-com:vml" xmlns:wp14="http://schemas.microsoft.com/office/word/2010/wordprocessingDrawing" xmlns:wp="http://schemas.openxmlformats.org/drawingml/2006/wordprocessingDrawing" xmlns:w10="urn:schemas-microsoft-com:office:word" xmlns:w="http://schemas.openxmlformats.org/wordprocessingml/2006/main" xmlns:w14="http://schemas.microsoft.com/office/word/2010/wordml" xmlns:w15="http://schemas.microsoft.com/office/word/2012/wordml" xmlns:w16cei="http://schemas.microsoft.com/office/word/2026/wordml/cei" xmlns:w16cex="http://schemas.microsoft.com/office/word/2018/wordml/cex" xmlns:w16cid="http://schemas.microsoft.com/office/word/2016/wordml/cid" xmlns:w16="http://schemas.microsoft.com/office/word/2018/wordml" xmlns:w16du="http://schemas.microsoft.com/office/word/2023/wordml/word16du" xmlns:w16sdtdh="http://schemas.microsoft.com/office/word/2020/wordml/sdtdatahash" xmlns:w16sdtfl="http://schemas.microsoft.com/office/word/2024/wordml/sdtformatlock" xmlns:w16se="http://schemas.microsoft.com/office/word/2015/wordml/symex" xmlns:wpg="http://schemas.microsoft.com/office/word/2010/wordprocessingGroup" xmlns:wpi="http://schemas.microsoft.com/office/word/2010/wordprocessingInk" xmlns:wne="http://schemas.microsoft.com/office/word/2006/wordml" xmlns:wps="http://schemas.microsoft.com/office/word/2010/wordprocessingShape" mc:Ignorable="w14 w15 w16se w16cid w16 w16cex w16sdtdh w16sdtfl w16du wp14">
   <w:footnote w:type="separator" w:id="-1">
     <w:p>
       <w:pPr>
@@ -8846,7 +10418,7 @@
 </file>
 
 <file path=word/header1.xml><?xml version="1.0" encoding="utf-8"?>
-<w:hdr xmlns:wpc="http://schemas.microsoft.com/office/word/2010/wordprocessingCanvas" xmlns:cx="http://schemas.microsoft.com/office/drawing/2014/chartex" xmlns:cx1="http://schemas.microsoft.com/office/drawing/2015/9/8/chartex" xmlns:cx2="http://schemas.microsoft.com/office/drawing/2015/10/21/chartex" xmlns:cx3="http://schemas.microsoft.com/office/drawing/2016/5/9/chartex" xmlns:cx4="http://schemas.microsoft.com/office/drawing/2016/5/10/chartex" xmlns:cx5="http://schemas.microsoft.com/office/drawing/2016/5/11/chartex" xmlns:cx6="http://schemas.microsoft.com/office/drawing/2016/5/12/chartex" xmlns:cx7="http://schemas.microsoft.com/office/drawing/2016/5/13/chartex" xmlns:cx8="http://schemas.microsoft.com/office/drawing/2016/5/14/chartex" xmlns:mc="http://schemas.openxmlformats.org/markup-compatibility/2006" xmlns:aink="http://schemas.microsoft.com/office/drawing/2016/ink" xmlns:am3d="http://schemas.microsoft.com/office/drawing/2017/model3d" xmlns:o="urn:schemas-microsoft-com:office:office" xmlns:oel="http://schemas.microsoft.com/office/2019/extlst" xmlns:r="http://schemas.openxmlformats.org/officeDocument/2006/relationships" xmlns:m="http://schemas.openxmlformats.org/officeDocument/2006/math" xmlns:v="urn:schemas-microsoft-com:vml" xmlns:wp14="http://schemas.microsoft.com/office/word/2010/wordprocessingDrawing" xmlns:wp="http://schemas.openxmlformats.org/drawingml/2006/wordprocessingDrawing" xmlns:w10="urn:schemas-microsoft-com:office:word" xmlns:w="http://schemas.openxmlformats.org/wordprocessingml/2006/main" xmlns:w14="http://schemas.microsoft.com/office/word/2010/wordml" xmlns:w15="http://schemas.microsoft.com/office/word/2012/wordml" xmlns:w16cex="http://schemas.microsoft.com/office/word/2018/wordml/cex" xmlns:w16cid="http://schemas.microsoft.com/office/word/2016/wordml/cid" xmlns:w16="http://schemas.microsoft.com/office/word/2018/wordml" xmlns:w16du="http://schemas.microsoft.com/office/word/2023/wordml/word16du" xmlns:w16sdtdh="http://schemas.microsoft.com/office/word/2020/wordml/sdtdatahash" xmlns:w16se="http://schemas.microsoft.com/office/word/2015/wordml/symex" xmlns:wpg="http://schemas.microsoft.com/office/word/2010/wordprocessingGroup" xmlns:wpi="http://schemas.microsoft.com/office/word/2010/wordprocessingInk" xmlns:wne="http://schemas.microsoft.com/office/word/2006/wordml" xmlns:wps="http://schemas.microsoft.com/office/word/2010/wordprocessingShape" mc:Ignorable="w14 w15 w16se w16cid w16 w16cex w16sdtdh w16du wp14">
+<w:hdr xmlns:wpc="http://schemas.microsoft.com/office/word/2010/wordprocessingCanvas" xmlns:cx="http://schemas.microsoft.com/office/drawing/2014/chartex" xmlns:cx1="http://schemas.microsoft.com/office/drawing/2015/9/8/chartex" xmlns:cx2="http://schemas.microsoft.com/office/drawing/2015/10/21/chartex" xmlns:cx3="http://schemas.microsoft.com/office/drawing/2016/5/9/chartex" xmlns:cx4="http://schemas.microsoft.com/office/drawing/2016/5/10/chartex" xmlns:cx5="http://schemas.microsoft.com/office/drawing/2016/5/11/chartex" xmlns:cx6="http://schemas.microsoft.com/office/drawing/2016/5/12/chartex" xmlns:cx7="http://schemas.microsoft.com/office/drawing/2016/5/13/chartex" xmlns:cx8="http://schemas.microsoft.com/office/drawing/2016/5/14/chartex" xmlns:mc="http://schemas.openxmlformats.org/markup-compatibility/2006" xmlns:aink="http://schemas.microsoft.com/office/drawing/2016/ink" xmlns:am3d="http://schemas.microsoft.com/office/drawing/2017/model3d" xmlns:o="urn:schemas-microsoft-com:office:office" xmlns:oel="http://schemas.microsoft.com/office/2019/extlst" xmlns:r="http://schemas.openxmlformats.org/officeDocument/2006/relationships" xmlns:m="http://schemas.openxmlformats.org/officeDocument/2006/math" xmlns:v="urn:schemas-microsoft-com:vml" xmlns:wp14="http://schemas.microsoft.com/office/word/2010/wordprocessingDrawing" xmlns:wp="http://schemas.openxmlformats.org/drawingml/2006/wordprocessingDrawing" xmlns:w10="urn:schemas-microsoft-com:office:word" xmlns:w="http://schemas.openxmlformats.org/wordprocessingml/2006/main" xmlns:w14="http://schemas.microsoft.com/office/word/2010/wordml" xmlns:w15="http://schemas.microsoft.com/office/word/2012/wordml" xmlns:w16cei="http://schemas.microsoft.com/office/word/2026/wordml/cei" xmlns:w16cex="http://schemas.microsoft.com/office/word/2018/wordml/cex" xmlns:w16cid="http://schemas.microsoft.com/office/word/2016/wordml/cid" xmlns:w16="http://schemas.microsoft.com/office/word/2018/wordml" xmlns:w16du="http://schemas.microsoft.com/office/word/2023/wordml/word16du" xmlns:w16sdtdh="http://schemas.microsoft.com/office/word/2020/wordml/sdtdatahash" xmlns:w16sdtfl="http://schemas.microsoft.com/office/word/2024/wordml/sdtformatlock" xmlns:w16se="http://schemas.microsoft.com/office/word/2015/wordml/symex" xmlns:wpg="http://schemas.microsoft.com/office/word/2010/wordprocessingGroup" xmlns:wpi="http://schemas.microsoft.com/office/word/2010/wordprocessingInk" xmlns:wne="http://schemas.microsoft.com/office/word/2006/wordml" xmlns:wps="http://schemas.microsoft.com/office/word/2010/wordprocessingShape" mc:Ignorable="w14 w15 w16se w16cid w16 w16cex w16sdtdh w16sdtfl w16du wp14">
   <w:p>
     <w:pPr>
       <w:pStyle w:val="Header"/>
@@ -8867,7 +10439,7 @@
 </file>
 
 <file path=word/styles.xml><?xml version="1.0" encoding="utf-8"?>
-<w:styles xmlns:mc="http://schemas.openxmlformats.org/markup-compatibility/2006" xmlns:r="http://schemas.openxmlformats.org/officeDocument/2006/relationships" xmlns:w="http://schemas.openxmlformats.org/wordprocessingml/2006/main" xmlns:w14="http://schemas.microsoft.com/office/word/2010/wordml" xmlns:w15="http://schemas.microsoft.com/office/word/2012/wordml" xmlns:w16cex="http://schemas.microsoft.com/office/word/2018/wordml/cex" xmlns:w16cid="http://schemas.microsoft.com/office/word/2016/wordml/cid" xmlns:w16="http://schemas.microsoft.com/office/word/2018/wordml" xmlns:w16du="http://schemas.microsoft.com/office/word/2023/wordml/word16du" xmlns:w16sdtdh="http://schemas.microsoft.com/office/word/2020/wordml/sdtdatahash" xmlns:w16se="http://schemas.microsoft.com/office/word/2015/wordml/symex" mc:Ignorable="w14 w15 w16se w16cid w16 w16cex w16sdtdh w16du">
+<w:styles xmlns:mc="http://schemas.openxmlformats.org/markup-compatibility/2006" xmlns:r="http://schemas.openxmlformats.org/officeDocument/2006/relationships" xmlns:w="http://schemas.openxmlformats.org/wordprocessingml/2006/main" xmlns:w14="http://schemas.microsoft.com/office/word/2010/wordml" xmlns:w15="http://schemas.microsoft.com/office/word/2012/wordml" xmlns:w16cex="http://schemas.microsoft.com/office/word/2018/wordml/cex" xmlns:w16cid="http://schemas.microsoft.com/office/word/2016/wordml/cid" xmlns:w16="http://schemas.microsoft.com/office/word/2018/wordml" xmlns:w16du="http://schemas.microsoft.com/office/word/2023/wordml/word16du" xmlns:w16sdtdh="http://schemas.microsoft.com/office/word/2020/wordml/sdtdatahash" xmlns:w16sdtfl="http://schemas.microsoft.com/office/word/2024/wordml/sdtformatlock" xmlns:w16se="http://schemas.microsoft.com/office/word/2015/wordml/symex" mc:Ignorable="w14 w15 w16se w16cid w16 w16cex w16sdtdh w16sdtfl w16du">
   <w:docDefaults>
     <w:rPrDefault>
       <w:rPr>

--- a/TS-Padam/TS-3.4/TS 3.4 Malayalam Pada Paatam Corrections.docx
+++ b/TS-Padam/TS-3.4/TS 3.4 Malayalam Pada Paatam Corrections.docx
@@ -1,6 +1,6 @@
 
 <file path=word/document.xml><?xml version="1.0" encoding="utf-8"?>
-<w:document xmlns:wpc="http://schemas.microsoft.com/office/word/2010/wordprocessingCanvas" xmlns:cx="http://schemas.microsoft.com/office/drawing/2014/chartex" xmlns:cx1="http://schemas.microsoft.com/office/drawing/2015/9/8/chartex" xmlns:cx2="http://schemas.microsoft.com/office/drawing/2015/10/21/chartex" xmlns:cx3="http://schemas.microsoft.com/office/drawing/2016/5/9/chartex" xmlns:cx4="http://schemas.microsoft.com/office/drawing/2016/5/10/chartex" xmlns:cx5="http://schemas.microsoft.com/office/drawing/2016/5/11/chartex" xmlns:cx6="http://schemas.microsoft.com/office/drawing/2016/5/12/chartex" xmlns:cx7="http://schemas.microsoft.com/office/drawing/2016/5/13/chartex" xmlns:cx8="http://schemas.microsoft.com/office/drawing/2016/5/14/chartex" xmlns:mc="http://schemas.openxmlformats.org/markup-compatibility/2006" xmlns:aink="http://schemas.microsoft.com/office/drawing/2016/ink" xmlns:am3d="http://schemas.microsoft.com/office/drawing/2017/model3d" xmlns:o="urn:schemas-microsoft-com:office:office" xmlns:oel="http://schemas.microsoft.com/office/2019/extlst" xmlns:r="http://schemas.openxmlformats.org/officeDocument/2006/relationships" xmlns:m="http://schemas.openxmlformats.org/officeDocument/2006/math" xmlns:v="urn:schemas-microsoft-com:vml" xmlns:wp14="http://schemas.microsoft.com/office/word/2010/wordprocessingDrawing" xmlns:wp="http://schemas.openxmlformats.org/drawingml/2006/wordprocessingDrawing" xmlns:w10="urn:schemas-microsoft-com:office:word" xmlns:w="http://schemas.openxmlformats.org/wordprocessingml/2006/main" xmlns:w14="http://schemas.microsoft.com/office/word/2010/wordml" xmlns:w15="http://schemas.microsoft.com/office/word/2012/wordml" xmlns:w16cei="http://schemas.microsoft.com/office/word/2026/wordml/cei" xmlns:w16cex="http://schemas.microsoft.com/office/word/2018/wordml/cex" xmlns:w16cid="http://schemas.microsoft.com/office/word/2016/wordml/cid" xmlns:w16="http://schemas.microsoft.com/office/word/2018/wordml" xmlns:w16du="http://schemas.microsoft.com/office/word/2023/wordml/word16du" xmlns:w16sdtdh="http://schemas.microsoft.com/office/word/2020/wordml/sdtdatahash" xmlns:w16sdtfl="http://schemas.microsoft.com/office/word/2024/wordml/sdtformatlock" xmlns:w16se="http://schemas.microsoft.com/office/word/2015/wordml/symex" xmlns:wpg="http://schemas.microsoft.com/office/word/2010/wordprocessingGroup" xmlns:wpi="http://schemas.microsoft.com/office/word/2010/wordprocessingInk" xmlns:wne="http://schemas.microsoft.com/office/word/2006/wordml" xmlns:wps="http://schemas.microsoft.com/office/word/2010/wordprocessingShape" mc:Ignorable="w14 w15 w16se w16cid w16 w16cex w16sdtdh w16sdtfl w16du wp14">
+<w:document xmlns:wpc="http://schemas.microsoft.com/office/word/2010/wordprocessingCanvas" xmlns:cx="http://schemas.microsoft.com/office/drawing/2014/chartex" xmlns:cx1="http://schemas.microsoft.com/office/drawing/2015/9/8/chartex" xmlns:cx2="http://schemas.microsoft.com/office/drawing/2015/10/21/chartex" xmlns:cx3="http://schemas.microsoft.com/office/drawing/2016/5/9/chartex" xmlns:cx4="http://schemas.microsoft.com/office/drawing/2016/5/10/chartex" xmlns:cx5="http://schemas.microsoft.com/office/drawing/2016/5/11/chartex" xmlns:cx6="http://schemas.microsoft.com/office/drawing/2016/5/12/chartex" xmlns:cx7="http://schemas.microsoft.com/office/drawing/2016/5/13/chartex" xmlns:cx8="http://schemas.microsoft.com/office/drawing/2016/5/14/chartex" xmlns:mc="http://schemas.openxmlformats.org/markup-compatibility/2006" xmlns:aink="http://schemas.microsoft.com/office/drawing/2016/ink" xmlns:am3d="http://schemas.microsoft.com/office/drawing/2017/model3d" xmlns:o="urn:schemas-microsoft-com:office:office" xmlns:oel="http://schemas.microsoft.com/office/2019/extlst" xmlns:r="http://schemas.openxmlformats.org/officeDocument/2006/relationships" xmlns:m="http://schemas.openxmlformats.org/officeDocument/2006/math" xmlns:v="urn:schemas-microsoft-com:vml" xmlns:wp14="http://schemas.microsoft.com/office/word/2010/wordprocessingDrawing" xmlns:wp="http://schemas.openxmlformats.org/drawingml/2006/wordprocessingDrawing" xmlns:w10="urn:schemas-microsoft-com:office:word" xmlns:w="http://schemas.openxmlformats.org/wordprocessingml/2006/main" xmlns:w14="http://schemas.microsoft.com/office/word/2010/wordml" xmlns:w15="http://schemas.microsoft.com/office/word/2012/wordml" xmlns:w16cex="http://schemas.microsoft.com/office/word/2018/wordml/cex" xmlns:w16cid="http://schemas.microsoft.com/office/word/2016/wordml/cid" xmlns:w16="http://schemas.microsoft.com/office/word/2018/wordml" xmlns:w16du="http://schemas.microsoft.com/office/word/2023/wordml/word16du" xmlns:w16sdtdh="http://schemas.microsoft.com/office/word/2020/wordml/sdtdatahash" xmlns:w16sdtfl="http://schemas.microsoft.com/office/word/2024/wordml/sdtformatlock" xmlns:w16se="http://schemas.microsoft.com/office/word/2015/wordml/symex" xmlns:wpg="http://schemas.microsoft.com/office/word/2010/wordprocessingGroup" xmlns:wpi="http://schemas.microsoft.com/office/word/2010/wordprocessingInk" xmlns:wne="http://schemas.microsoft.com/office/word/2006/wordml" xmlns:wps="http://schemas.microsoft.com/office/word/2010/wordprocessingShape" mc:Ignorable="w14 w15 w16se w16cid w16 w16cex w16sdtdh w16sdtfl w16du wp14">
   <w:body>
     <w:p>
       <w:pPr>
@@ -2105,16 +2105,7 @@
                 <w:sz w:val="28"/>
                 <w:szCs w:val="28"/>
               </w:rPr>
-              <w:t>9.</w:t>
-            </w:r>
-            <w:r>
-              <w:rPr>
-                <w:b/>
-                <w:bCs/>
-                <w:sz w:val="28"/>
-                <w:szCs w:val="28"/>
-              </w:rPr>
-              <w:t>2</w:t>
+              <w:t>9.2</w:t>
             </w:r>
             <w:r>
               <w:rPr>
@@ -3323,34 +3314,6 @@
         </w:rPr>
         <w:t>===========</w:t>
       </w:r>
-    </w:p>
-    <w:p>
-      <w:pPr>
-        <w:ind w:left="-142"/>
-        <w:jc w:val="center"/>
-        <w:rPr>
-          <w:b/>
-          <w:bCs/>
-          <w:sz w:val="32"/>
-          <w:szCs w:val="32"/>
-          <w:u w:val="single"/>
-          <w:lang w:val="en-IN"/>
-        </w:rPr>
-      </w:pPr>
-    </w:p>
-    <w:p>
-      <w:pPr>
-        <w:ind w:left="-142"/>
-        <w:jc w:val="center"/>
-        <w:rPr>
-          <w:b/>
-          <w:bCs/>
-          <w:sz w:val="32"/>
-          <w:szCs w:val="32"/>
-          <w:u w:val="single"/>
-          <w:lang w:val="en-IN"/>
-        </w:rPr>
-      </w:pPr>
     </w:p>
     <w:p>
       <w:pPr>
@@ -3611,7 +3574,6 @@
                 <w:sz w:val="28"/>
                 <w:szCs w:val="28"/>
               </w:rPr>
-              <w:lastRenderedPageBreak/>
               <w:t>TS 3.4.</w:t>
             </w:r>
             <w:r>
@@ -4000,6 +3962,7 @@
                 <w:sz w:val="28"/>
                 <w:szCs w:val="28"/>
               </w:rPr>
+              <w:lastRenderedPageBreak/>
               <w:t>TS 3.4.</w:t>
             </w:r>
             <w:r>
@@ -5119,32 +5082,6 @@
         </w:rPr>
         <w:t>==============</w:t>
       </w:r>
-    </w:p>
-    <w:p>
-      <w:pPr>
-        <w:ind w:left="-142"/>
-        <w:jc w:val="center"/>
-        <w:rPr>
-          <w:b/>
-          <w:bCs/>
-          <w:sz w:val="32"/>
-          <w:szCs w:val="32"/>
-          <w:u w:val="single"/>
-        </w:rPr>
-      </w:pPr>
-    </w:p>
-    <w:p>
-      <w:pPr>
-        <w:ind w:left="-142"/>
-        <w:jc w:val="center"/>
-        <w:rPr>
-          <w:b/>
-          <w:bCs/>
-          <w:sz w:val="32"/>
-          <w:szCs w:val="32"/>
-          <w:u w:val="single"/>
-        </w:rPr>
-      </w:pPr>
     </w:p>
     <w:p>
       <w:pPr>
@@ -5330,7 +5267,6 @@
                 <w:sz w:val="32"/>
                 <w:szCs w:val="32"/>
               </w:rPr>
-              <w:lastRenderedPageBreak/>
               <w:t>Reference</w:t>
             </w:r>
           </w:p>
@@ -5357,7 +5293,6 @@
                 <w:sz w:val="32"/>
                 <w:szCs w:val="32"/>
               </w:rPr>
-              <w:lastRenderedPageBreak/>
               <w:t>As Printed</w:t>
             </w:r>
           </w:p>
@@ -5960,6 +5895,7 @@
                 <w:sz w:val="28"/>
                 <w:szCs w:val="28"/>
               </w:rPr>
+              <w:lastRenderedPageBreak/>
               <w:t xml:space="preserve">TS 3.4.7.2 </w:t>
             </w:r>
             <w:r>
@@ -7309,7 +7245,6 @@
                 <w:sz w:val="28"/>
                 <w:szCs w:val="28"/>
               </w:rPr>
-              <w:lastRenderedPageBreak/>
               <w:t>Panchaati No. - 39</w:t>
             </w:r>
           </w:p>
@@ -7335,7 +7270,6 @@
                 <w:sz w:val="40"/>
                 <w:szCs w:val="40"/>
               </w:rPr>
-              <w:lastRenderedPageBreak/>
               <w:t>jb—p</w:t>
             </w:r>
             <w:r>
@@ -7472,7 +7406,6 @@
                 <w:b/>
                 <w:bCs/>
               </w:rPr>
-              <w:lastRenderedPageBreak/>
               <w:t>(better</w:t>
             </w:r>
             <w:r>
@@ -7517,7 +7450,6 @@
                 <w:sz w:val="28"/>
                 <w:szCs w:val="28"/>
               </w:rPr>
-              <w:lastRenderedPageBreak/>
               <w:t>TS 3.4.</w:t>
             </w:r>
             <w:r>
@@ -7971,6 +7903,7 @@
           <w:szCs w:val="32"/>
           <w:u w:val="single"/>
         </w:rPr>
+        <w:lastRenderedPageBreak/>
         <w:t>TS</w:t>
       </w:r>
       <w:r>
@@ -9147,7 +9080,6 @@
                 <w:szCs w:val="32"/>
                 <w:lang w:eastAsia="en-IN" w:bidi="ml-IN"/>
               </w:rPr>
-              <w:lastRenderedPageBreak/>
               <w:t>TS 3.4.7.2</w:t>
             </w:r>
             <w:r>
@@ -9692,6 +9624,7 @@
                 <w:szCs w:val="32"/>
                 <w:lang w:eastAsia="en-IN" w:bidi="ml-IN"/>
               </w:rPr>
+              <w:lastRenderedPageBreak/>
               <w:t>TS 3.4.7.3</w:t>
             </w:r>
             <w:r>
@@ -10179,7 +10112,7 @@
 </file>
 
 <file path=word/endnotes.xml><?xml version="1.0" encoding="utf-8"?>
-<w:endnotes xmlns:wpc="http://schemas.microsoft.com/office/word/2010/wordprocessingCanvas" xmlns:cx="http://schemas.microsoft.com/office/drawing/2014/chartex" xmlns:cx1="http://schemas.microsoft.com/office/drawing/2015/9/8/chartex" xmlns:cx2="http://schemas.microsoft.com/office/drawing/2015/10/21/chartex" xmlns:cx3="http://schemas.microsoft.com/office/drawing/2016/5/9/chartex" xmlns:cx4="http://schemas.microsoft.com/office/drawing/2016/5/10/chartex" xmlns:cx5="http://schemas.microsoft.com/office/drawing/2016/5/11/chartex" xmlns:cx6="http://schemas.microsoft.com/office/drawing/2016/5/12/chartex" xmlns:cx7="http://schemas.microsoft.com/office/drawing/2016/5/13/chartex" xmlns:cx8="http://schemas.microsoft.com/office/drawing/2016/5/14/chartex" xmlns:mc="http://schemas.openxmlformats.org/markup-compatibility/2006" xmlns:aink="http://schemas.microsoft.com/office/drawing/2016/ink" xmlns:am3d="http://schemas.microsoft.com/office/drawing/2017/model3d" xmlns:o="urn:schemas-microsoft-com:office:office" xmlns:oel="http://schemas.microsoft.com/office/2019/extlst" xmlns:r="http://schemas.openxmlformats.org/officeDocument/2006/relationships" xmlns:m="http://schemas.openxmlformats.org/officeDocument/2006/math" xmlns:v="urn:schemas-microsoft-com:vml" xmlns:wp14="http://schemas.microsoft.com/office/word/2010/wordprocessingDrawing" xmlns:wp="http://schemas.openxmlformats.org/drawingml/2006/wordprocessingDrawing" xmlns:w10="urn:schemas-microsoft-com:office:word" xmlns:w="http://schemas.openxmlformats.org/wordprocessingml/2006/main" xmlns:w14="http://schemas.microsoft.com/office/word/2010/wordml" xmlns:w15="http://schemas.microsoft.com/office/word/2012/wordml" xmlns:w16cei="http://schemas.microsoft.com/office/word/2026/wordml/cei" xmlns:w16cex="http://schemas.microsoft.com/office/word/2018/wordml/cex" xmlns:w16cid="http://schemas.microsoft.com/office/word/2016/wordml/cid" xmlns:w16="http://schemas.microsoft.com/office/word/2018/wordml" xmlns:w16du="http://schemas.microsoft.com/office/word/2023/wordml/word16du" xmlns:w16sdtdh="http://schemas.microsoft.com/office/word/2020/wordml/sdtdatahash" xmlns:w16sdtfl="http://schemas.microsoft.com/office/word/2024/wordml/sdtformatlock" xmlns:w16se="http://schemas.microsoft.com/office/word/2015/wordml/symex" xmlns:wpg="http://schemas.microsoft.com/office/word/2010/wordprocessingGroup" xmlns:wpi="http://schemas.microsoft.com/office/word/2010/wordprocessingInk" xmlns:wne="http://schemas.microsoft.com/office/word/2006/wordml" xmlns:wps="http://schemas.microsoft.com/office/word/2010/wordprocessingShape" mc:Ignorable="w14 w15 w16se w16cid w16 w16cex w16sdtdh w16sdtfl w16du wp14">
+<w:endnotes xmlns:wpc="http://schemas.microsoft.com/office/word/2010/wordprocessingCanvas" xmlns:cx="http://schemas.microsoft.com/office/drawing/2014/chartex" xmlns:cx1="http://schemas.microsoft.com/office/drawing/2015/9/8/chartex" xmlns:cx2="http://schemas.microsoft.com/office/drawing/2015/10/21/chartex" xmlns:cx3="http://schemas.microsoft.com/office/drawing/2016/5/9/chartex" xmlns:cx4="http://schemas.microsoft.com/office/drawing/2016/5/10/chartex" xmlns:cx5="http://schemas.microsoft.com/office/drawing/2016/5/11/chartex" xmlns:cx6="http://schemas.microsoft.com/office/drawing/2016/5/12/chartex" xmlns:cx7="http://schemas.microsoft.com/office/drawing/2016/5/13/chartex" xmlns:cx8="http://schemas.microsoft.com/office/drawing/2016/5/14/chartex" xmlns:mc="http://schemas.openxmlformats.org/markup-compatibility/2006" xmlns:aink="http://schemas.microsoft.com/office/drawing/2016/ink" xmlns:am3d="http://schemas.microsoft.com/office/drawing/2017/model3d" xmlns:o="urn:schemas-microsoft-com:office:office" xmlns:oel="http://schemas.microsoft.com/office/2019/extlst" xmlns:r="http://schemas.openxmlformats.org/officeDocument/2006/relationships" xmlns:m="http://schemas.openxmlformats.org/officeDocument/2006/math" xmlns:v="urn:schemas-microsoft-com:vml" xmlns:wp14="http://schemas.microsoft.com/office/word/2010/wordprocessingDrawing" xmlns:wp="http://schemas.openxmlformats.org/drawingml/2006/wordprocessingDrawing" xmlns:w10="urn:schemas-microsoft-com:office:word" xmlns:w="http://schemas.openxmlformats.org/wordprocessingml/2006/main" xmlns:w14="http://schemas.microsoft.com/office/word/2010/wordml" xmlns:w15="http://schemas.microsoft.com/office/word/2012/wordml" xmlns:w16cex="http://schemas.microsoft.com/office/word/2018/wordml/cex" xmlns:w16cid="http://schemas.microsoft.com/office/word/2016/wordml/cid" xmlns:w16="http://schemas.microsoft.com/office/word/2018/wordml" xmlns:w16du="http://schemas.microsoft.com/office/word/2023/wordml/word16du" xmlns:w16sdtdh="http://schemas.microsoft.com/office/word/2020/wordml/sdtdatahash" xmlns:w16sdtfl="http://schemas.microsoft.com/office/word/2024/wordml/sdtformatlock" xmlns:w16se="http://schemas.microsoft.com/office/word/2015/wordml/symex" xmlns:wpg="http://schemas.microsoft.com/office/word/2010/wordprocessingGroup" xmlns:wpi="http://schemas.microsoft.com/office/word/2010/wordprocessingInk" xmlns:wne="http://schemas.microsoft.com/office/word/2006/wordml" xmlns:wps="http://schemas.microsoft.com/office/word/2010/wordprocessingShape" mc:Ignorable="w14 w15 w16se w16cid w16 w16cex w16sdtdh w16sdtfl w16du wp14">
   <w:endnote w:type="separator" w:id="-1">
     <w:p>
       <w:pPr>
@@ -10204,7 +10137,7 @@
 </file>
 
 <file path=word/footer1.xml><?xml version="1.0" encoding="utf-8"?>
-<w:ftr xmlns:wpc="http://schemas.microsoft.com/office/word/2010/wordprocessingCanvas" xmlns:cx="http://schemas.microsoft.com/office/drawing/2014/chartex" xmlns:cx1="http://schemas.microsoft.com/office/drawing/2015/9/8/chartex" xmlns:cx2="http://schemas.microsoft.com/office/drawing/2015/10/21/chartex" xmlns:cx3="http://schemas.microsoft.com/office/drawing/2016/5/9/chartex" xmlns:cx4="http://schemas.microsoft.com/office/drawing/2016/5/10/chartex" xmlns:cx5="http://schemas.microsoft.com/office/drawing/2016/5/11/chartex" xmlns:cx6="http://schemas.microsoft.com/office/drawing/2016/5/12/chartex" xmlns:cx7="http://schemas.microsoft.com/office/drawing/2016/5/13/chartex" xmlns:cx8="http://schemas.microsoft.com/office/drawing/2016/5/14/chartex" xmlns:mc="http://schemas.openxmlformats.org/markup-compatibility/2006" xmlns:aink="http://schemas.microsoft.com/office/drawing/2016/ink" xmlns:am3d="http://schemas.microsoft.com/office/drawing/2017/model3d" xmlns:o="urn:schemas-microsoft-com:office:office" xmlns:oel="http://schemas.microsoft.com/office/2019/extlst" xmlns:r="http://schemas.openxmlformats.org/officeDocument/2006/relationships" xmlns:m="http://schemas.openxmlformats.org/officeDocument/2006/math" xmlns:v="urn:schemas-microsoft-com:vml" xmlns:wp14="http://schemas.microsoft.com/office/word/2010/wordprocessingDrawing" xmlns:wp="http://schemas.openxmlformats.org/drawingml/2006/wordprocessingDrawing" xmlns:w10="urn:schemas-microsoft-com:office:word" xmlns:w="http://schemas.openxmlformats.org/wordprocessingml/2006/main" xmlns:w14="http://schemas.microsoft.com/office/word/2010/wordml" xmlns:w15="http://schemas.microsoft.com/office/word/2012/wordml" xmlns:w16cei="http://schemas.microsoft.com/office/word/2026/wordml/cei" xmlns:w16cex="http://schemas.microsoft.com/office/word/2018/wordml/cex" xmlns:w16cid="http://schemas.microsoft.com/office/word/2016/wordml/cid" xmlns:w16="http://schemas.microsoft.com/office/word/2018/wordml" xmlns:w16du="http://schemas.microsoft.com/office/word/2023/wordml/word16du" xmlns:w16sdtdh="http://schemas.microsoft.com/office/word/2020/wordml/sdtdatahash" xmlns:w16sdtfl="http://schemas.microsoft.com/office/word/2024/wordml/sdtformatlock" xmlns:w16se="http://schemas.microsoft.com/office/word/2015/wordml/symex" xmlns:wpg="http://schemas.microsoft.com/office/word/2010/wordprocessingGroup" xmlns:wpi="http://schemas.microsoft.com/office/word/2010/wordprocessingInk" xmlns:wne="http://schemas.microsoft.com/office/word/2006/wordml" xmlns:wps="http://schemas.microsoft.com/office/word/2010/wordprocessingShape" mc:Ignorable="w14 w15 w16se w16cid w16 w16cex w16sdtdh w16sdtfl w16du wp14">
+<w:ftr xmlns:wpc="http://schemas.microsoft.com/office/word/2010/wordprocessingCanvas" xmlns:cx="http://schemas.microsoft.com/office/drawing/2014/chartex" xmlns:cx1="http://schemas.microsoft.com/office/drawing/2015/9/8/chartex" xmlns:cx2="http://schemas.microsoft.com/office/drawing/2015/10/21/chartex" xmlns:cx3="http://schemas.microsoft.com/office/drawing/2016/5/9/chartex" xmlns:cx4="http://schemas.microsoft.com/office/drawing/2016/5/10/chartex" xmlns:cx5="http://schemas.microsoft.com/office/drawing/2016/5/11/chartex" xmlns:cx6="http://schemas.microsoft.com/office/drawing/2016/5/12/chartex" xmlns:cx7="http://schemas.microsoft.com/office/drawing/2016/5/13/chartex" xmlns:cx8="http://schemas.microsoft.com/office/drawing/2016/5/14/chartex" xmlns:mc="http://schemas.openxmlformats.org/markup-compatibility/2006" xmlns:aink="http://schemas.microsoft.com/office/drawing/2016/ink" xmlns:am3d="http://schemas.microsoft.com/office/drawing/2017/model3d" xmlns:o="urn:schemas-microsoft-com:office:office" xmlns:oel="http://schemas.microsoft.com/office/2019/extlst" xmlns:r="http://schemas.openxmlformats.org/officeDocument/2006/relationships" xmlns:m="http://schemas.openxmlformats.org/officeDocument/2006/math" xmlns:v="urn:schemas-microsoft-com:vml" xmlns:wp14="http://schemas.microsoft.com/office/word/2010/wordprocessingDrawing" xmlns:wp="http://schemas.openxmlformats.org/drawingml/2006/wordprocessingDrawing" xmlns:w10="urn:schemas-microsoft-com:office:word" xmlns:w="http://schemas.openxmlformats.org/wordprocessingml/2006/main" xmlns:w14="http://schemas.microsoft.com/office/word/2010/wordml" xmlns:w15="http://schemas.microsoft.com/office/word/2012/wordml" xmlns:w16cex="http://schemas.microsoft.com/office/word/2018/wordml/cex" xmlns:w16cid="http://schemas.microsoft.com/office/word/2016/wordml/cid" xmlns:w16="http://schemas.microsoft.com/office/word/2018/wordml" xmlns:w16du="http://schemas.microsoft.com/office/word/2023/wordml/word16du" xmlns:w16sdtdh="http://schemas.microsoft.com/office/word/2020/wordml/sdtdatahash" xmlns:w16sdtfl="http://schemas.microsoft.com/office/word/2024/wordml/sdtformatlock" xmlns:w16se="http://schemas.microsoft.com/office/word/2015/wordml/symex" xmlns:wpg="http://schemas.microsoft.com/office/word/2010/wordprocessingGroup" xmlns:wpi="http://schemas.microsoft.com/office/word/2010/wordprocessingInk" xmlns:wne="http://schemas.microsoft.com/office/word/2006/wordml" xmlns:wps="http://schemas.microsoft.com/office/word/2010/wordprocessingShape" mc:Ignorable="w14 w15 w16se w16cid w16 w16cex w16sdtdh w16sdtfl w16du wp14">
   <w:p>
     <w:pPr>
       <w:pBdr>
@@ -10393,7 +10326,7 @@
 </file>
 
 <file path=word/footnotes.xml><?xml version="1.0" encoding="utf-8"?>
-<w:footnotes xmlns:wpc="http://schemas.microsoft.com/office/word/2010/wordprocessingCanvas" xmlns:cx="http://schemas.microsoft.com/office/drawing/2014/chartex" xmlns:cx1="http://schemas.microsoft.com/office/drawing/2015/9/8/chartex" xmlns:cx2="http://schemas.microsoft.com/office/drawing/2015/10/21/chartex" xmlns:cx3="http://schemas.microsoft.com/office/drawing/2016/5/9/chartex" xmlns:cx4="http://schemas.microsoft.com/office/drawing/2016/5/10/chartex" xmlns:cx5="http://schemas.microsoft.com/office/drawing/2016/5/11/chartex" xmlns:cx6="http://schemas.microsoft.com/office/drawing/2016/5/12/chartex" xmlns:cx7="http://schemas.microsoft.com/office/drawing/2016/5/13/chartex" xmlns:cx8="http://schemas.microsoft.com/office/drawing/2016/5/14/chartex" xmlns:mc="http://schemas.openxmlformats.org/markup-compatibility/2006" xmlns:aink="http://schemas.microsoft.com/office/drawing/2016/ink" xmlns:am3d="http://schemas.microsoft.com/office/drawing/2017/model3d" xmlns:o="urn:schemas-microsoft-com:office:office" xmlns:oel="http://schemas.microsoft.com/office/2019/extlst" xmlns:r="http://schemas.openxmlformats.org/officeDocument/2006/relationships" xmlns:m="http://schemas.openxmlformats.org/officeDocument/2006/math" xmlns:v="urn:schemas-microsoft-com:vml" xmlns:wp14="http://schemas.microsoft.com/office/word/2010/wordprocessingDrawing" xmlns:wp="http://schemas.openxmlformats.org/drawingml/2006/wordprocessingDrawing" xmlns:w10="urn:schemas-microsoft-com:office:word" xmlns:w="http://schemas.openxmlformats.org/wordprocessingml/2006/main" xmlns:w14="http://schemas.microsoft.com/office/word/2010/wordml" xmlns:w15="http://schemas.microsoft.com/office/word/2012/wordml" xmlns:w16cei="http://schemas.microsoft.com/office/word/2026/wordml/cei" xmlns:w16cex="http://schemas.microsoft.com/office/word/2018/wordml/cex" xmlns:w16cid="http://schemas.microsoft.com/office/word/2016/wordml/cid" xmlns:w16="http://schemas.microsoft.com/office/word/2018/wordml" xmlns:w16du="http://schemas.microsoft.com/office/word/2023/wordml/word16du" xmlns:w16sdtdh="http://schemas.microsoft.com/office/word/2020/wordml/sdtdatahash" xmlns:w16sdtfl="http://schemas.microsoft.com/office/word/2024/wordml/sdtformatlock" xmlns:w16se="http://schemas.microsoft.com/office/word/2015/wordml/symex" xmlns:wpg="http://schemas.microsoft.com/office/word/2010/wordprocessingGroup" xmlns:wpi="http://schemas.microsoft.com/office/word/2010/wordprocessingInk" xmlns:wne="http://schemas.microsoft.com/office/word/2006/wordml" xmlns:wps="http://schemas.microsoft.com/office/word/2010/wordprocessingShape" mc:Ignorable="w14 w15 w16se w16cid w16 w16cex w16sdtdh w16sdtfl w16du wp14">
+<w:footnotes xmlns:wpc="http://schemas.microsoft.com/office/word/2010/wordprocessingCanvas" xmlns:cx="http://schemas.microsoft.com/office/drawing/2014/chartex" xmlns:cx1="http://schemas.microsoft.com/office/drawing/2015/9/8/chartex" xmlns:cx2="http://schemas.microsoft.com/office/drawing/2015/10/21/chartex" xmlns:cx3="http://schemas.microsoft.com/office/drawing/2016/5/9/chartex" xmlns:cx4="http://schemas.microsoft.com/office/drawing/2016/5/10/chartex" xmlns:cx5="http://schemas.microsoft.com/office/drawing/2016/5/11/chartex" xmlns:cx6="http://schemas.microsoft.com/office/drawing/2016/5/12/chartex" xmlns:cx7="http://schemas.microsoft.com/office/drawing/2016/5/13/chartex" xmlns:cx8="http://schemas.microsoft.com/office/drawing/2016/5/14/chartex" xmlns:mc="http://schemas.openxmlformats.org/markup-compatibility/2006" xmlns:aink="http://schemas.microsoft.com/office/drawing/2016/ink" xmlns:am3d="http://schemas.microsoft.com/office/drawing/2017/model3d" xmlns:o="urn:schemas-microsoft-com:office:office" xmlns:oel="http://schemas.microsoft.com/office/2019/extlst" xmlns:r="http://schemas.openxmlformats.org/officeDocument/2006/relationships" xmlns:m="http://schemas.openxmlformats.org/officeDocument/2006/math" xmlns:v="urn:schemas-microsoft-com:vml" xmlns:wp14="http://schemas.microsoft.com/office/word/2010/wordprocessingDrawing" xmlns:wp="http://schemas.openxmlformats.org/drawingml/2006/wordprocessingDrawing" xmlns:w10="urn:schemas-microsoft-com:office:word" xmlns:w="http://schemas.openxmlformats.org/wordprocessingml/2006/main" xmlns:w14="http://schemas.microsoft.com/office/word/2010/wordml" xmlns:w15="http://schemas.microsoft.com/office/word/2012/wordml" xmlns:w16cex="http://schemas.microsoft.com/office/word/2018/wordml/cex" xmlns:w16cid="http://schemas.microsoft.com/office/word/2016/wordml/cid" xmlns:w16="http://schemas.microsoft.com/office/word/2018/wordml" xmlns:w16du="http://schemas.microsoft.com/office/word/2023/wordml/word16du" xmlns:w16sdtdh="http://schemas.microsoft.com/office/word/2020/wordml/sdtdatahash" xmlns:w16sdtfl="http://schemas.microsoft.com/office/word/2024/wordml/sdtformatlock" xmlns:w16se="http://schemas.microsoft.com/office/word/2015/wordml/symex" xmlns:wpg="http://schemas.microsoft.com/office/word/2010/wordprocessingGroup" xmlns:wpi="http://schemas.microsoft.com/office/word/2010/wordprocessingInk" xmlns:wne="http://schemas.microsoft.com/office/word/2006/wordml" xmlns:wps="http://schemas.microsoft.com/office/word/2010/wordprocessingShape" mc:Ignorable="w14 w15 w16se w16cid w16 w16cex w16sdtdh w16sdtfl w16du wp14">
   <w:footnote w:type="separator" w:id="-1">
     <w:p>
       <w:pPr>
@@ -10418,7 +10351,7 @@
 </file>
 
 <file path=word/header1.xml><?xml version="1.0" encoding="utf-8"?>
-<w:hdr xmlns:wpc="http://schemas.microsoft.com/office/word/2010/wordprocessingCanvas" xmlns:cx="http://schemas.microsoft.com/office/drawing/2014/chartex" xmlns:cx1="http://schemas.microsoft.com/office/drawing/2015/9/8/chartex" xmlns:cx2="http://schemas.microsoft.com/office/drawing/2015/10/21/chartex" xmlns:cx3="http://schemas.microsoft.com/office/drawing/2016/5/9/chartex" xmlns:cx4="http://schemas.microsoft.com/office/drawing/2016/5/10/chartex" xmlns:cx5="http://schemas.microsoft.com/office/drawing/2016/5/11/chartex" xmlns:cx6="http://schemas.microsoft.com/office/drawing/2016/5/12/chartex" xmlns:cx7="http://schemas.microsoft.com/office/drawing/2016/5/13/chartex" xmlns:cx8="http://schemas.microsoft.com/office/drawing/2016/5/14/chartex" xmlns:mc="http://schemas.openxmlformats.org/markup-compatibility/2006" xmlns:aink="http://schemas.microsoft.com/office/drawing/2016/ink" xmlns:am3d="http://schemas.microsoft.com/office/drawing/2017/model3d" xmlns:o="urn:schemas-microsoft-com:office:office" xmlns:oel="http://schemas.microsoft.com/office/2019/extlst" xmlns:r="http://schemas.openxmlformats.org/officeDocument/2006/relationships" xmlns:m="http://schemas.openxmlformats.org/officeDocument/2006/math" xmlns:v="urn:schemas-microsoft-com:vml" xmlns:wp14="http://schemas.microsoft.com/office/word/2010/wordprocessingDrawing" xmlns:wp="http://schemas.openxmlformats.org/drawingml/2006/wordprocessingDrawing" xmlns:w10="urn:schemas-microsoft-com:office:word" xmlns:w="http://schemas.openxmlformats.org/wordprocessingml/2006/main" xmlns:w14="http://schemas.microsoft.com/office/word/2010/wordml" xmlns:w15="http://schemas.microsoft.com/office/word/2012/wordml" xmlns:w16cei="http://schemas.microsoft.com/office/word/2026/wordml/cei" xmlns:w16cex="http://schemas.microsoft.com/office/word/2018/wordml/cex" xmlns:w16cid="http://schemas.microsoft.com/office/word/2016/wordml/cid" xmlns:w16="http://schemas.microsoft.com/office/word/2018/wordml" xmlns:w16du="http://schemas.microsoft.com/office/word/2023/wordml/word16du" xmlns:w16sdtdh="http://schemas.microsoft.com/office/word/2020/wordml/sdtdatahash" xmlns:w16sdtfl="http://schemas.microsoft.com/office/word/2024/wordml/sdtformatlock" xmlns:w16se="http://schemas.microsoft.com/office/word/2015/wordml/symex" xmlns:wpg="http://schemas.microsoft.com/office/word/2010/wordprocessingGroup" xmlns:wpi="http://schemas.microsoft.com/office/word/2010/wordprocessingInk" xmlns:wne="http://schemas.microsoft.com/office/word/2006/wordml" xmlns:wps="http://schemas.microsoft.com/office/word/2010/wordprocessingShape" mc:Ignorable="w14 w15 w16se w16cid w16 w16cex w16sdtdh w16sdtfl w16du wp14">
+<w:hdr xmlns:wpc="http://schemas.microsoft.com/office/word/2010/wordprocessingCanvas" xmlns:cx="http://schemas.microsoft.com/office/drawing/2014/chartex" xmlns:cx1="http://schemas.microsoft.com/office/drawing/2015/9/8/chartex" xmlns:cx2="http://schemas.microsoft.com/office/drawing/2015/10/21/chartex" xmlns:cx3="http://schemas.microsoft.com/office/drawing/2016/5/9/chartex" xmlns:cx4="http://schemas.microsoft.com/office/drawing/2016/5/10/chartex" xmlns:cx5="http://schemas.microsoft.com/office/drawing/2016/5/11/chartex" xmlns:cx6="http://schemas.microsoft.com/office/drawing/2016/5/12/chartex" xmlns:cx7="http://schemas.microsoft.com/office/drawing/2016/5/13/chartex" xmlns:cx8="http://schemas.microsoft.com/office/drawing/2016/5/14/chartex" xmlns:mc="http://schemas.openxmlformats.org/markup-compatibility/2006" xmlns:aink="http://schemas.microsoft.com/office/drawing/2016/ink" xmlns:am3d="http://schemas.microsoft.com/office/drawing/2017/model3d" xmlns:o="urn:schemas-microsoft-com:office:office" xmlns:oel="http://schemas.microsoft.com/office/2019/extlst" xmlns:r="http://schemas.openxmlformats.org/officeDocument/2006/relationships" xmlns:m="http://schemas.openxmlformats.org/officeDocument/2006/math" xmlns:v="urn:schemas-microsoft-com:vml" xmlns:wp14="http://schemas.microsoft.com/office/word/2010/wordprocessingDrawing" xmlns:wp="http://schemas.openxmlformats.org/drawingml/2006/wordprocessingDrawing" xmlns:w10="urn:schemas-microsoft-com:office:word" xmlns:w="http://schemas.openxmlformats.org/wordprocessingml/2006/main" xmlns:w14="http://schemas.microsoft.com/office/word/2010/wordml" xmlns:w15="http://schemas.microsoft.com/office/word/2012/wordml" xmlns:w16cex="http://schemas.microsoft.com/office/word/2018/wordml/cex" xmlns:w16cid="http://schemas.microsoft.com/office/word/2016/wordml/cid" xmlns:w16="http://schemas.microsoft.com/office/word/2018/wordml" xmlns:w16du="http://schemas.microsoft.com/office/word/2023/wordml/word16du" xmlns:w16sdtdh="http://schemas.microsoft.com/office/word/2020/wordml/sdtdatahash" xmlns:w16sdtfl="http://schemas.microsoft.com/office/word/2024/wordml/sdtformatlock" xmlns:w16se="http://schemas.microsoft.com/office/word/2015/wordml/symex" xmlns:wpg="http://schemas.microsoft.com/office/word/2010/wordprocessingGroup" xmlns:wpi="http://schemas.microsoft.com/office/word/2010/wordprocessingInk" xmlns:wne="http://schemas.microsoft.com/office/word/2006/wordml" xmlns:wps="http://schemas.microsoft.com/office/word/2010/wordprocessingShape" mc:Ignorable="w14 w15 w16se w16cid w16 w16cex w16sdtdh w16sdtfl w16du wp14">
   <w:p>
     <w:pPr>
       <w:pStyle w:val="Header"/>
